--- a/laboratorio/repo-avance/lab4/teoria_practica4.docx
+++ b/laboratorio/repo-avance/lab4/teoria_practica4.docx
@@ -172,17 +172,15 @@
         </w:rPr>
         <w:t>Practica 4 C-ASM</w:t>
       </w:r>
-    </w:p>
-    <w:p>
-      <w:pPr>
-        <w:jc w:val="center"/>
+      <w:r>
         <w:rPr>
           <w:rFonts w:ascii="Arial" w:hAnsi="Arial" w:cs="Arial"/>
           <w:sz w:val="32"/>
           <w:szCs w:val="32"/>
           <w:lang w:val="es-419"/>
         </w:rPr>
-      </w:pPr>
+        <w:t xml:space="preserve"> puertos I/O</w:t>
+      </w:r>
     </w:p>
     <w:p>
       <w:pPr>
@@ -194,26 +192,26 @@
           <w:lang w:val="es-419"/>
         </w:rPr>
       </w:pPr>
-      <w:r>
+    </w:p>
+    <w:p>
+      <w:pPr>
+        <w:jc w:val="center"/>
         <w:rPr>
           <w:rFonts w:ascii="Arial" w:hAnsi="Arial" w:cs="Arial"/>
           <w:sz w:val="32"/>
           <w:szCs w:val="32"/>
           <w:lang w:val="es-419"/>
         </w:rPr>
-        <w:t xml:space="preserve">Erik garcia Chávez 01275973 </w:t>
-      </w:r>
-    </w:p>
-    <w:p>
-      <w:pPr>
-        <w:jc w:val="center"/>
+      </w:pPr>
+      <w:r>
         <w:rPr>
           <w:rFonts w:ascii="Arial" w:hAnsi="Arial" w:cs="Arial"/>
           <w:sz w:val="32"/>
           <w:szCs w:val="32"/>
           <w:lang w:val="es-419"/>
         </w:rPr>
-      </w:pPr>
+        <w:t xml:space="preserve">Erik garcia Chávez 01275973 </w:t>
+      </w:r>
     </w:p>
     <w:p>
       <w:pPr>
@@ -225,17 +223,18 @@
           <w:lang w:val="es-419"/>
         </w:rPr>
       </w:pPr>
-      <w:proofErr w:type="spellStart"/>
-      <w:r>
+    </w:p>
+    <w:p>
+      <w:pPr>
+        <w:jc w:val="center"/>
         <w:rPr>
           <w:rFonts w:ascii="Arial" w:hAnsi="Arial" w:cs="Arial"/>
           <w:sz w:val="32"/>
           <w:szCs w:val="32"/>
           <w:lang w:val="es-419"/>
         </w:rPr>
-        <w:t>Jesus</w:t>
-      </w:r>
-      <w:proofErr w:type="spellEnd"/>
+      </w:pPr>
+      <w:proofErr w:type="spellStart"/>
       <w:r>
         <w:rPr>
           <w:rFonts w:ascii="Arial" w:hAnsi="Arial" w:cs="Arial"/>
@@ -243,9 +242,9 @@
           <w:szCs w:val="32"/>
           <w:lang w:val="es-419"/>
         </w:rPr>
-        <w:t xml:space="preserve"> </w:t>
-      </w:r>
-      <w:proofErr w:type="spellStart"/>
+        <w:t>Jesus</w:t>
+      </w:r>
+      <w:proofErr w:type="spellEnd"/>
       <w:r>
         <w:rPr>
           <w:rFonts w:ascii="Arial" w:hAnsi="Arial" w:cs="Arial"/>
@@ -253,9 +252,9 @@
           <w:szCs w:val="32"/>
           <w:lang w:val="es-419"/>
         </w:rPr>
-        <w:t>adan</w:t>
-      </w:r>
-      <w:proofErr w:type="spellEnd"/>
+        <w:t xml:space="preserve"> </w:t>
+      </w:r>
+      <w:proofErr w:type="spellStart"/>
       <w:r>
         <w:rPr>
           <w:rFonts w:ascii="Arial" w:hAnsi="Arial" w:cs="Arial"/>
@@ -263,41 +262,38 @@
           <w:szCs w:val="32"/>
           <w:lang w:val="es-419"/>
         </w:rPr>
-        <w:t xml:space="preserve"> </w:t>
-      </w:r>
-    </w:p>
-    <w:p>
-      <w:pPr>
-        <w:jc w:val="center"/>
+        <w:t>adan</w:t>
+      </w:r>
+      <w:proofErr w:type="spellEnd"/>
+      <w:r>
         <w:rPr>
           <w:rFonts w:ascii="Arial" w:hAnsi="Arial" w:cs="Arial"/>
           <w:sz w:val="32"/>
           <w:szCs w:val="32"/>
           <w:lang w:val="es-419"/>
         </w:rPr>
-      </w:pPr>
-    </w:p>
-    <w:p>
-      <w:pPr>
-        <w:jc w:val="center"/>
+        <w:t xml:space="preserve"> </w:t>
+      </w:r>
+      <w:r>
         <w:rPr>
           <w:rFonts w:ascii="Arial" w:hAnsi="Arial" w:cs="Arial"/>
           <w:sz w:val="32"/>
           <w:szCs w:val="32"/>
           <w:lang w:val="es-419"/>
         </w:rPr>
-      </w:pPr>
-    </w:p>
-    <w:p>
-      <w:pPr>
-        <w:jc w:val="center"/>
+        <w:t xml:space="preserve">Garcia </w:t>
+      </w:r>
+      <w:proofErr w:type="spellStart"/>
+      <w:r>
         <w:rPr>
           <w:rFonts w:ascii="Arial" w:hAnsi="Arial" w:cs="Arial"/>
           <w:sz w:val="32"/>
           <w:szCs w:val="32"/>
           <w:lang w:val="es-419"/>
         </w:rPr>
-      </w:pPr>
+        <w:t>Lopez</w:t>
+      </w:r>
+      <w:proofErr w:type="spellEnd"/>
     </w:p>
     <w:p>
       <w:pPr>
@@ -309,15 +305,17 @@
           <w:lang w:val="es-419"/>
         </w:rPr>
       </w:pPr>
-      <w:r>
+    </w:p>
+    <w:p>
+      <w:pPr>
+        <w:jc w:val="center"/>
         <w:rPr>
           <w:rFonts w:ascii="Arial" w:hAnsi="Arial" w:cs="Arial"/>
           <w:sz w:val="32"/>
           <w:szCs w:val="32"/>
           <w:lang w:val="es-419"/>
         </w:rPr>
-        <w:t>11 de febrero del 2025</w:t>
-      </w:r>
+      </w:pPr>
     </w:p>
     <w:p>
       <w:pPr>
@@ -332,6 +330,7 @@
     </w:p>
     <w:p>
       <w:pPr>
+        <w:jc w:val="center"/>
         <w:rPr>
           <w:rFonts w:ascii="Arial" w:hAnsi="Arial" w:cs="Arial"/>
           <w:sz w:val="32"/>
@@ -339,15 +338,54 @@
           <w:lang w:val="es-419"/>
         </w:rPr>
       </w:pPr>
-    </w:p>
-    <w:p>
-      <w:pPr>
+      <w:r>
         <w:rPr>
           <w:rFonts w:ascii="Arial" w:hAnsi="Arial" w:cs="Arial"/>
           <w:sz w:val="32"/>
           <w:szCs w:val="32"/>
           <w:lang w:val="es-419"/>
         </w:rPr>
+        <w:t>7 de marzo</w:t>
+      </w:r>
+      <w:r>
+        <w:rPr>
+          <w:rFonts w:ascii="Arial" w:hAnsi="Arial" w:cs="Arial"/>
+          <w:sz w:val="32"/>
+          <w:szCs w:val="32"/>
+          <w:lang w:val="es-419"/>
+        </w:rPr>
+        <w:t xml:space="preserve"> del 2025</w:t>
+      </w:r>
+    </w:p>
+    <w:p>
+      <w:pPr>
+        <w:jc w:val="center"/>
+        <w:rPr>
+          <w:rFonts w:ascii="Arial" w:hAnsi="Arial" w:cs="Arial"/>
+          <w:sz w:val="32"/>
+          <w:szCs w:val="32"/>
+          <w:lang w:val="es-419"/>
+        </w:rPr>
+      </w:pPr>
+    </w:p>
+    <w:p>
+      <w:pPr>
+        <w:rPr>
+          <w:rFonts w:ascii="Arial" w:hAnsi="Arial" w:cs="Arial"/>
+          <w:sz w:val="32"/>
+          <w:szCs w:val="32"/>
+          <w:lang w:val="es-419"/>
+        </w:rPr>
+      </w:pPr>
+    </w:p>
+    <w:p>
+      <w:pPr>
+        <w:rPr>
+          <w:rFonts w:ascii="Arial" w:hAnsi="Arial" w:cs="Arial"/>
+          <w:sz w:val="32"/>
+          <w:szCs w:val="32"/>
+          <w:lang w:val="es-419"/>
+        </w:rPr>
       </w:pPr>
     </w:p>
     <w:p>
@@ -405,17 +443,15 @@
         </w:rPr>
         <w:t xml:space="preserve">En formato básico para incluir instrucciones de ASM en </w:t>
       </w:r>
-      <w:proofErr w:type="gramStart"/>
-      <w:r>
-        <w:rPr>
-          <w:rFonts w:ascii="Arial" w:hAnsi="Arial" w:cs="Arial"/>
-          <w:sz w:val="24"/>
-          <w:szCs w:val="24"/>
-          <w:lang w:val="es-419"/>
-        </w:rPr>
-        <w:t>C  sigue</w:t>
-      </w:r>
-      <w:proofErr w:type="gramEnd"/>
+      <w:r>
+        <w:rPr>
+          <w:rFonts w:ascii="Arial" w:hAnsi="Arial" w:cs="Arial"/>
+          <w:sz w:val="24"/>
+          <w:szCs w:val="24"/>
+          <w:lang w:val="es-419"/>
+        </w:rPr>
+        <w:t>C sigue</w:t>
+      </w:r>
       <w:r>
         <w:rPr>
           <w:rFonts w:ascii="Arial" w:hAnsi="Arial" w:cs="Arial"/>
@@ -581,146 +617,182 @@
         </w:rPr>
         <w:t xml:space="preserve"> se expande </w:t>
       </w:r>
+      <w:r>
+        <w:rPr>
+          <w:rFonts w:ascii="Arial" w:hAnsi="Arial" w:cs="Arial"/>
+          <w:sz w:val="24"/>
+          <w:szCs w:val="24"/>
+          <w:lang w:val="es-419"/>
+        </w:rPr>
+        <w:t>textualmente</w:t>
+      </w:r>
+      <w:r>
+        <w:rPr>
+          <w:rFonts w:ascii="Arial" w:hAnsi="Arial" w:cs="Arial"/>
+          <w:sz w:val="24"/>
+          <w:szCs w:val="24"/>
+          <w:lang w:val="es-419"/>
+        </w:rPr>
+        <w:t xml:space="preserve"> durante la </w:t>
+      </w:r>
+      <w:r>
+        <w:rPr>
+          <w:rFonts w:ascii="Arial" w:hAnsi="Arial" w:cs="Arial"/>
+          <w:sz w:val="24"/>
+          <w:szCs w:val="24"/>
+          <w:lang w:val="es-419"/>
+        </w:rPr>
+        <w:t>f</w:t>
+      </w:r>
+      <w:r>
+        <w:rPr>
+          <w:rFonts w:ascii="Arial" w:hAnsi="Arial" w:cs="Arial"/>
+          <w:sz w:val="24"/>
+          <w:szCs w:val="24"/>
+          <w:lang w:val="es-419"/>
+        </w:rPr>
+        <w:t xml:space="preserve">ase de </w:t>
+      </w:r>
+      <w:r>
+        <w:rPr>
+          <w:rFonts w:ascii="Arial" w:hAnsi="Arial" w:cs="Arial"/>
+          <w:sz w:val="24"/>
+          <w:szCs w:val="24"/>
+          <w:lang w:val="es-419"/>
+        </w:rPr>
+        <w:t>preprocesamiento</w:t>
+      </w:r>
+      <w:r>
+        <w:rPr>
+          <w:rFonts w:ascii="Arial" w:hAnsi="Arial" w:cs="Arial"/>
+          <w:sz w:val="24"/>
+          <w:szCs w:val="24"/>
+          <w:lang w:val="es-419"/>
+        </w:rPr>
+        <w:t xml:space="preserve"> antes de la compilación, esto funciona cunado se usa código repetitivo. </w:t>
+      </w:r>
+      <w:r>
+        <w:rPr>
+          <w:rFonts w:ascii="Arial" w:hAnsi="Arial" w:cs="Arial"/>
+          <w:sz w:val="24"/>
+          <w:szCs w:val="24"/>
+          <w:lang w:val="es-419"/>
+        </w:rPr>
+        <w:t xml:space="preserve">El procesador reemplaza textualmente la macro por su contenido. </w:t>
+      </w:r>
+    </w:p>
+    <w:p>
+      <w:pPr>
+        <w:rPr>
+          <w:rFonts w:ascii="Arial" w:hAnsi="Arial" w:cs="Arial"/>
+          <w:sz w:val="24"/>
+          <w:szCs w:val="24"/>
+          <w:lang w:val="es-419"/>
+        </w:rPr>
+      </w:pPr>
+      <w:r>
+        <w:rPr>
+          <w:rFonts w:ascii="Arial" w:hAnsi="Arial" w:cs="Arial"/>
+          <w:sz w:val="24"/>
+          <w:szCs w:val="24"/>
+          <w:lang w:val="es-419"/>
+        </w:rPr>
+        <w:t xml:space="preserve">Estas se declaran con </w:t>
+      </w:r>
+      <w:r>
+        <w:rPr>
+          <w:rFonts w:ascii="Arial" w:hAnsi="Arial" w:cs="Arial"/>
+          <w:b/>
+          <w:bCs/>
+          <w:sz w:val="24"/>
+          <w:szCs w:val="24"/>
+          <w:lang w:val="es-419"/>
+        </w:rPr>
+        <w:t>#define</w:t>
+      </w:r>
+    </w:p>
+    <w:p>
+      <w:pPr>
+        <w:rPr>
+          <w:rFonts w:ascii="Arial" w:hAnsi="Arial" w:cs="Arial"/>
+          <w:sz w:val="24"/>
+          <w:szCs w:val="24"/>
+          <w:lang w:val="es-419"/>
+        </w:rPr>
+      </w:pPr>
+      <w:r>
+        <w:rPr>
+          <w:rFonts w:ascii="Arial" w:hAnsi="Arial" w:cs="Arial"/>
+          <w:sz w:val="24"/>
+          <w:szCs w:val="24"/>
+          <w:lang w:val="es-419"/>
+        </w:rPr>
+        <w:t>Como puede ser:</w:t>
+      </w:r>
+    </w:p>
+    <w:p>
+      <w:pPr>
+        <w:rPr>
+          <w:rFonts w:ascii="Arial" w:hAnsi="Arial" w:cs="Arial"/>
+          <w:b/>
+          <w:bCs/>
+          <w:sz w:val="24"/>
+          <w:szCs w:val="24"/>
+        </w:rPr>
+      </w:pPr>
+      <w:r>
+        <w:rPr>
+          <w:rFonts w:ascii="Arial" w:hAnsi="Arial" w:cs="Arial"/>
+          <w:b/>
+          <w:bCs/>
+          <w:sz w:val="24"/>
+          <w:szCs w:val="24"/>
+        </w:rPr>
+        <w:t>#define DELAY_1US() __</w:t>
+      </w:r>
       <w:proofErr w:type="spellStart"/>
       <w:r>
         <w:rPr>
           <w:rFonts w:ascii="Arial" w:hAnsi="Arial" w:cs="Arial"/>
-          <w:sz w:val="24"/>
-          <w:szCs w:val="24"/>
-          <w:lang w:val="es-419"/>
-        </w:rPr>
-        <w:t>textulamente</w:t>
+          <w:b/>
+          <w:bCs/>
+          <w:sz w:val="24"/>
+          <w:szCs w:val="24"/>
+        </w:rPr>
+        <w:t>asm</w:t>
       </w:r>
       <w:proofErr w:type="spellEnd"/>
       <w:r>
         <w:rPr>
           <w:rFonts w:ascii="Arial" w:hAnsi="Arial" w:cs="Arial"/>
-          <w:sz w:val="24"/>
-          <w:szCs w:val="24"/>
-          <w:lang w:val="es-419"/>
-        </w:rPr>
-        <w:t xml:space="preserve"> durante la dase de </w:t>
+          <w:b/>
+          <w:bCs/>
+          <w:sz w:val="24"/>
+          <w:szCs w:val="24"/>
+        </w:rPr>
+        <w:t>__ volatile ("</w:t>
       </w:r>
       <w:proofErr w:type="spellStart"/>
       <w:r>
         <w:rPr>
           <w:rFonts w:ascii="Arial" w:hAnsi="Arial" w:cs="Arial"/>
-          <w:sz w:val="24"/>
-          <w:szCs w:val="24"/>
-          <w:lang w:val="es-419"/>
-        </w:rPr>
-        <w:t>preprocesamineto</w:t>
+          <w:b/>
+          <w:bCs/>
+          <w:sz w:val="24"/>
+          <w:szCs w:val="24"/>
+        </w:rPr>
+        <w:t>nop</w:t>
       </w:r>
       <w:proofErr w:type="spellEnd"/>
       <w:r>
         <w:rPr>
           <w:rFonts w:ascii="Arial" w:hAnsi="Arial" w:cs="Arial"/>
-          <w:sz w:val="24"/>
-          <w:szCs w:val="24"/>
-          <w:lang w:val="es-419"/>
-        </w:rPr>
-        <w:t xml:space="preserve"> antes de la compilación, esto funciona cunado se usa código repetitivo. </w:t>
-      </w:r>
-      <w:r>
-        <w:rPr>
-          <w:rFonts w:ascii="Arial" w:hAnsi="Arial" w:cs="Arial"/>
-          <w:sz w:val="24"/>
-          <w:szCs w:val="24"/>
-          <w:lang w:val="es-419"/>
-        </w:rPr>
-        <w:t xml:space="preserve">El procesador reemplaza textualmente la macro por su contenido. </w:t>
-      </w:r>
-    </w:p>
-    <w:p>
-      <w:pPr>
-        <w:rPr>
-          <w:rFonts w:ascii="Arial" w:hAnsi="Arial" w:cs="Arial"/>
-          <w:sz w:val="24"/>
-          <w:szCs w:val="24"/>
-          <w:lang w:val="es-419"/>
-        </w:rPr>
-      </w:pPr>
-      <w:r>
-        <w:rPr>
-          <w:rFonts w:ascii="Arial" w:hAnsi="Arial" w:cs="Arial"/>
-          <w:sz w:val="24"/>
-          <w:szCs w:val="24"/>
-          <w:lang w:val="es-419"/>
-        </w:rPr>
-        <w:t xml:space="preserve">Estas se declaran con </w:t>
-      </w:r>
-      <w:r>
-        <w:rPr>
-          <w:rFonts w:ascii="Arial" w:hAnsi="Arial" w:cs="Arial"/>
-          <w:b/>
-          <w:bCs/>
-          <w:sz w:val="24"/>
-          <w:szCs w:val="24"/>
-          <w:lang w:val="es-419"/>
-        </w:rPr>
-        <w:t>#define</w:t>
-      </w:r>
-    </w:p>
-    <w:p>
-      <w:pPr>
-        <w:rPr>
-          <w:rFonts w:ascii="Arial" w:hAnsi="Arial" w:cs="Arial"/>
-          <w:sz w:val="24"/>
-          <w:szCs w:val="24"/>
-          <w:lang w:val="es-419"/>
-        </w:rPr>
-      </w:pPr>
-      <w:r>
-        <w:rPr>
-          <w:rFonts w:ascii="Arial" w:hAnsi="Arial" w:cs="Arial"/>
-          <w:sz w:val="24"/>
-          <w:szCs w:val="24"/>
-          <w:lang w:val="es-419"/>
-        </w:rPr>
-        <w:t>Como puede ser:</w:t>
-      </w:r>
-    </w:p>
-    <w:p>
-      <w:pPr>
-        <w:rPr>
-          <w:rFonts w:ascii="Arial" w:hAnsi="Arial" w:cs="Arial"/>
-          <w:b/>
-          <w:bCs/>
-          <w:sz w:val="24"/>
-          <w:szCs w:val="24"/>
-        </w:rPr>
-      </w:pPr>
-      <w:r>
-        <w:rPr>
-          <w:rFonts w:ascii="Arial" w:hAnsi="Arial" w:cs="Arial"/>
-          <w:b/>
-          <w:bCs/>
-          <w:sz w:val="24"/>
-          <w:szCs w:val="24"/>
-        </w:rPr>
-        <w:t>#define DELAY_1</w:t>
-      </w:r>
-      <w:proofErr w:type="gramStart"/>
-      <w:r>
-        <w:rPr>
-          <w:rFonts w:ascii="Arial" w:hAnsi="Arial" w:cs="Arial"/>
-          <w:b/>
-          <w:bCs/>
-          <w:sz w:val="24"/>
-          <w:szCs w:val="24"/>
-        </w:rPr>
-        <w:t>US(</w:t>
-      </w:r>
-      <w:proofErr w:type="gramEnd"/>
-      <w:r>
-        <w:rPr>
-          <w:rFonts w:ascii="Arial" w:hAnsi="Arial" w:cs="Arial"/>
-          <w:b/>
-          <w:bCs/>
-          <w:sz w:val="24"/>
-          <w:szCs w:val="24"/>
-        </w:rPr>
-        <w:t>) __</w:t>
+          <w:b/>
+          <w:bCs/>
+          <w:sz w:val="24"/>
+          <w:szCs w:val="24"/>
+        </w:rPr>
+        <w:t xml:space="preserve">\n\t </w:t>
       </w:r>
       <w:proofErr w:type="spellStart"/>
       <w:r>
@@ -731,636 +803,529 @@
           <w:sz w:val="24"/>
           <w:szCs w:val="24"/>
         </w:rPr>
+        <w:t>nop</w:t>
+      </w:r>
+      <w:proofErr w:type="spellEnd"/>
+      <w:r>
+        <w:rPr>
+          <w:rFonts w:ascii="Arial" w:hAnsi="Arial" w:cs="Arial"/>
+          <w:b/>
+          <w:bCs/>
+          <w:sz w:val="24"/>
+          <w:szCs w:val="24"/>
+        </w:rPr>
+        <w:t xml:space="preserve">\n\t </w:t>
+      </w:r>
+      <w:proofErr w:type="spellStart"/>
+      <w:r>
+        <w:rPr>
+          <w:rFonts w:ascii="Arial" w:hAnsi="Arial" w:cs="Arial"/>
+          <w:b/>
+          <w:bCs/>
+          <w:sz w:val="24"/>
+          <w:szCs w:val="24"/>
+        </w:rPr>
+        <w:t>nop</w:t>
+      </w:r>
+      <w:proofErr w:type="spellEnd"/>
+      <w:r>
+        <w:rPr>
+          <w:rFonts w:ascii="Arial" w:hAnsi="Arial" w:cs="Arial"/>
+          <w:b/>
+          <w:bCs/>
+          <w:sz w:val="24"/>
+          <w:szCs w:val="24"/>
+        </w:rPr>
+        <w:t xml:space="preserve">\n\t </w:t>
+      </w:r>
+      <w:proofErr w:type="spellStart"/>
+      <w:r>
+        <w:rPr>
+          <w:rFonts w:ascii="Arial" w:hAnsi="Arial" w:cs="Arial"/>
+          <w:b/>
+          <w:bCs/>
+          <w:sz w:val="24"/>
+          <w:szCs w:val="24"/>
+        </w:rPr>
+        <w:t>nop</w:t>
+      </w:r>
+      <w:proofErr w:type="spellEnd"/>
+      <w:r>
+        <w:rPr>
+          <w:rFonts w:ascii="Arial" w:hAnsi="Arial" w:cs="Arial"/>
+          <w:b/>
+          <w:bCs/>
+          <w:sz w:val="24"/>
+          <w:szCs w:val="24"/>
+        </w:rPr>
+        <w:t>\n\t")</w:t>
+      </w:r>
+    </w:p>
+    <w:p>
+      <w:pPr>
+        <w:rPr>
+          <w:rFonts w:ascii="Arial" w:hAnsi="Arial" w:cs="Arial"/>
+          <w:sz w:val="24"/>
+          <w:szCs w:val="24"/>
+          <w:lang w:val="es-419"/>
+        </w:rPr>
+      </w:pPr>
+      <w:r>
+        <w:rPr>
+          <w:rFonts w:ascii="Arial" w:hAnsi="Arial" w:cs="Arial"/>
+          <w:sz w:val="24"/>
+          <w:szCs w:val="24"/>
+          <w:lang w:val="es-419"/>
+        </w:rPr>
+        <w:t>En C tan solo se llama al nombre de esta macro como si se llamar</w:t>
+      </w:r>
+      <w:r>
+        <w:rPr>
+          <w:rFonts w:ascii="Arial" w:hAnsi="Arial" w:cs="Arial"/>
+          <w:sz w:val="24"/>
+          <w:szCs w:val="24"/>
+          <w:lang w:val="es-419"/>
+        </w:rPr>
+        <w:t xml:space="preserve">a desde una función </w:t>
+      </w:r>
+    </w:p>
+    <w:p>
+      <w:pPr>
+        <w:rPr>
+          <w:rFonts w:ascii="Arial" w:hAnsi="Arial" w:cs="Arial"/>
+          <w:sz w:val="24"/>
+          <w:szCs w:val="24"/>
+          <w:lang w:val="es-419"/>
+        </w:rPr>
+      </w:pPr>
+      <w:r>
+        <w:rPr>
+          <w:rFonts w:ascii="Arial" w:hAnsi="Arial" w:cs="Arial"/>
+          <w:sz w:val="24"/>
+          <w:szCs w:val="24"/>
+          <w:lang w:val="es-419"/>
+        </w:rPr>
+        <w:t>Llamada en C:</w:t>
+      </w:r>
+    </w:p>
+    <w:p>
+      <w:pPr>
+        <w:rPr>
+          <w:rFonts w:ascii="Arial" w:hAnsi="Arial" w:cs="Arial"/>
+          <w:b/>
+          <w:bCs/>
+          <w:sz w:val="24"/>
+          <w:szCs w:val="24"/>
+          <w:lang w:val="es-419"/>
+        </w:rPr>
+      </w:pPr>
+      <w:r>
+        <w:rPr>
+          <w:rFonts w:ascii="Arial" w:hAnsi="Arial" w:cs="Arial"/>
+          <w:b/>
+          <w:bCs/>
+          <w:sz w:val="24"/>
+          <w:szCs w:val="24"/>
+          <w:lang w:val="es-419"/>
+        </w:rPr>
+        <w:t>DELAY_1US();</w:t>
+      </w:r>
+    </w:p>
+    <w:p>
+      <w:pPr>
+        <w:rPr>
+          <w:rFonts w:ascii="Arial" w:hAnsi="Arial" w:cs="Arial"/>
+          <w:sz w:val="24"/>
+          <w:szCs w:val="24"/>
+          <w:lang w:val="es-419"/>
+        </w:rPr>
+      </w:pPr>
+      <w:r>
+        <w:rPr>
+          <w:rFonts w:ascii="Arial" w:hAnsi="Arial" w:cs="Arial"/>
+          <w:sz w:val="24"/>
+          <w:szCs w:val="24"/>
+          <w:lang w:val="es-419"/>
+        </w:rPr>
+        <w:t xml:space="preserve">Cuando se ingresan </w:t>
+      </w:r>
+      <w:r>
+        <w:rPr>
+          <w:rFonts w:ascii="Arial" w:hAnsi="Arial" w:cs="Arial"/>
+          <w:sz w:val="24"/>
+          <w:szCs w:val="24"/>
+          <w:lang w:val="es-419"/>
+        </w:rPr>
+        <w:t>más</w:t>
+      </w:r>
+      <w:r>
+        <w:rPr>
+          <w:rFonts w:ascii="Arial" w:hAnsi="Arial" w:cs="Arial"/>
+          <w:sz w:val="24"/>
+          <w:szCs w:val="24"/>
+          <w:lang w:val="es-419"/>
+        </w:rPr>
+        <w:t xml:space="preserve"> de una línea de ASM en C, estas deben de estar en otro formato dado de que compilador las pasa tan y cual como están, entre estos métodos </w:t>
+      </w:r>
+    </w:p>
+    <w:p>
+      <w:pPr>
+        <w:rPr>
+          <w:rFonts w:ascii="Arial" w:hAnsi="Arial" w:cs="Arial"/>
+          <w:sz w:val="24"/>
+          <w:szCs w:val="24"/>
+          <w:lang w:val="es-419"/>
+        </w:rPr>
+      </w:pPr>
+    </w:p>
+    <w:p>
+      <w:pPr>
+        <w:rPr>
+          <w:rFonts w:ascii="Arial" w:hAnsi="Arial" w:cs="Arial"/>
+          <w:sz w:val="24"/>
+          <w:szCs w:val="24"/>
+        </w:rPr>
+      </w:pPr>
+      <w:r>
+        <w:rPr>
+          <w:rFonts w:ascii="Arial" w:hAnsi="Arial" w:cs="Arial"/>
+          <w:sz w:val="24"/>
+          <w:szCs w:val="24"/>
+        </w:rPr>
+        <w:t xml:space="preserve">Uint8_t </w:t>
+      </w:r>
+      <w:proofErr w:type="spellStart"/>
+      <w:r>
+        <w:rPr>
+          <w:rFonts w:ascii="Arial" w:hAnsi="Arial" w:cs="Arial"/>
+          <w:sz w:val="24"/>
+          <w:szCs w:val="24"/>
+        </w:rPr>
+        <w:t>resultado</w:t>
+      </w:r>
+      <w:proofErr w:type="spellEnd"/>
+    </w:p>
+    <w:p>
+      <w:pPr>
+        <w:rPr>
+          <w:rFonts w:ascii="Arial" w:hAnsi="Arial" w:cs="Arial"/>
+          <w:sz w:val="24"/>
+          <w:szCs w:val="24"/>
+        </w:rPr>
+      </w:pPr>
+      <w:r>
+        <w:rPr>
+          <w:rFonts w:ascii="Arial" w:hAnsi="Arial" w:cs="Arial"/>
+          <w:sz w:val="24"/>
+          <w:szCs w:val="24"/>
+        </w:rPr>
+        <w:t>__</w:t>
+      </w:r>
+      <w:proofErr w:type="spellStart"/>
+      <w:r>
+        <w:rPr>
+          <w:rFonts w:ascii="Arial" w:hAnsi="Arial" w:cs="Arial"/>
+          <w:sz w:val="24"/>
+          <w:szCs w:val="24"/>
+        </w:rPr>
         <w:t>asm</w:t>
       </w:r>
       <w:proofErr w:type="spellEnd"/>
       <w:r>
         <w:rPr>
           <w:rFonts w:ascii="Arial" w:hAnsi="Arial" w:cs="Arial"/>
-          <w:b/>
-          <w:bCs/>
-          <w:sz w:val="24"/>
-          <w:szCs w:val="24"/>
-        </w:rPr>
-        <w:t>__ volatile ("</w:t>
+          <w:sz w:val="24"/>
+          <w:szCs w:val="24"/>
+        </w:rPr>
+        <w:t>__ (</w:t>
+      </w:r>
+    </w:p>
+    <w:p>
+      <w:pPr>
+        <w:rPr>
+          <w:rFonts w:ascii="Arial" w:hAnsi="Arial" w:cs="Arial"/>
+          <w:sz w:val="24"/>
+          <w:szCs w:val="24"/>
+        </w:rPr>
+      </w:pPr>
+      <w:r>
+        <w:rPr>
+          <w:rFonts w:ascii="Arial" w:hAnsi="Arial" w:cs="Arial"/>
+          <w:sz w:val="24"/>
+          <w:szCs w:val="24"/>
+        </w:rPr>
+        <w:t xml:space="preserve">“add &amp;[res], %[in1], %[in2] </w:t>
+      </w:r>
+      <w:r>
+        <w:rPr>
+          <w:rFonts w:ascii="Arial" w:hAnsi="Arial" w:cs="Arial"/>
+          <w:sz w:val="24"/>
+          <w:szCs w:val="24"/>
+        </w:rPr>
+        <w:t>\n\t</w:t>
+      </w:r>
+      <w:r>
+        <w:rPr>
+          <w:rFonts w:ascii="Arial" w:hAnsi="Arial" w:cs="Arial"/>
+          <w:sz w:val="24"/>
+          <w:szCs w:val="24"/>
+        </w:rPr>
+        <w:t>”</w:t>
+      </w:r>
+    </w:p>
+    <w:p>
+      <w:pPr>
+        <w:rPr>
+          <w:rFonts w:ascii="Arial" w:hAnsi="Arial" w:cs="Arial"/>
+          <w:sz w:val="24"/>
+          <w:szCs w:val="24"/>
+          <w:lang w:val="es-419"/>
+        </w:rPr>
+      </w:pPr>
+      <w:r>
+        <w:rPr>
+          <w:rFonts w:ascii="Arial" w:hAnsi="Arial" w:cs="Arial"/>
+          <w:sz w:val="24"/>
+          <w:szCs w:val="24"/>
+          <w:lang w:val="es-419"/>
+        </w:rPr>
+        <w:t>:”=r” (resultado)</w:t>
+      </w:r>
+      <w:r>
+        <w:rPr>
+          <w:rFonts w:ascii="Arial" w:hAnsi="Arial" w:cs="Arial"/>
+          <w:sz w:val="24"/>
+          <w:szCs w:val="24"/>
+          <w:lang w:val="es-419"/>
+        </w:rPr>
+        <w:t xml:space="preserve"> // salida en el registro (“=r”)</w:t>
+      </w:r>
+    </w:p>
+    <w:p>
+      <w:pPr>
+        <w:rPr>
+          <w:rFonts w:ascii="Arial" w:hAnsi="Arial" w:cs="Arial"/>
+          <w:sz w:val="24"/>
+          <w:szCs w:val="24"/>
+          <w:lang w:val="es-419"/>
+        </w:rPr>
+      </w:pPr>
+      <w:r>
+        <w:rPr>
+          <w:rFonts w:ascii="Arial" w:hAnsi="Arial" w:cs="Arial"/>
+          <w:sz w:val="24"/>
+          <w:szCs w:val="24"/>
+          <w:lang w:val="es-419"/>
+        </w:rPr>
+        <w:t>: “r”(a) , “r”(b)</w:t>
+      </w:r>
+      <w:r>
+        <w:rPr>
+          <w:rFonts w:ascii="Arial" w:hAnsi="Arial" w:cs="Arial"/>
+          <w:sz w:val="24"/>
+          <w:szCs w:val="24"/>
+          <w:lang w:val="es-419"/>
+        </w:rPr>
+        <w:t xml:space="preserve"> // entrada desde </w:t>
+      </w:r>
+      <w:r>
+        <w:rPr>
+          <w:rFonts w:ascii="Arial" w:hAnsi="Arial" w:cs="Arial"/>
+          <w:sz w:val="24"/>
+          <w:szCs w:val="24"/>
+          <w:lang w:val="es-419"/>
+        </w:rPr>
+        <w:t>variables</w:t>
+      </w:r>
+      <w:r>
+        <w:rPr>
+          <w:rFonts w:ascii="Arial" w:hAnsi="Arial" w:cs="Arial"/>
+          <w:sz w:val="24"/>
+          <w:szCs w:val="24"/>
+          <w:lang w:val="es-419"/>
+        </w:rPr>
+        <w:t xml:space="preserve"> a y b</w:t>
+      </w:r>
+    </w:p>
+    <w:p>
+      <w:pPr>
+        <w:rPr>
+          <w:rFonts w:ascii="Arial" w:hAnsi="Arial" w:cs="Arial"/>
+          <w:b/>
+          <w:bCs/>
+          <w:sz w:val="24"/>
+          <w:szCs w:val="24"/>
+          <w:lang w:val="es-419"/>
+        </w:rPr>
+      </w:pPr>
+      <w:r>
+        <w:rPr>
+          <w:rFonts w:ascii="Arial" w:hAnsi="Arial" w:cs="Arial"/>
+          <w:sz w:val="24"/>
+          <w:szCs w:val="24"/>
+          <w:lang w:val="es-419"/>
+        </w:rPr>
+        <w:t>);</w:t>
+      </w:r>
+      <w:r>
+        <w:rPr>
+          <w:rFonts w:ascii="Arial" w:hAnsi="Arial" w:cs="Arial"/>
+          <w:b/>
+          <w:bCs/>
+          <w:sz w:val="24"/>
+          <w:szCs w:val="24"/>
+          <w:lang w:val="es-419"/>
+        </w:rPr>
+        <w:t xml:space="preserve"> </w:t>
+      </w:r>
+    </w:p>
+    <w:p>
+      <w:pPr>
+        <w:rPr>
+          <w:rFonts w:ascii="Arial" w:hAnsi="Arial" w:cs="Arial"/>
+          <w:sz w:val="24"/>
+          <w:szCs w:val="24"/>
+          <w:lang w:val="es-419"/>
+        </w:rPr>
+      </w:pPr>
+      <w:r>
+        <w:rPr>
+          <w:rFonts w:ascii="Arial" w:hAnsi="Arial" w:cs="Arial"/>
+          <w:sz w:val="24"/>
+          <w:szCs w:val="24"/>
+          <w:lang w:val="es-419"/>
+        </w:rPr>
+        <w:t xml:space="preserve">cada </w:t>
+      </w:r>
+      <w:r>
+        <w:rPr>
+          <w:rFonts w:ascii="Arial" w:hAnsi="Arial" w:cs="Arial"/>
+          <w:sz w:val="24"/>
+          <w:szCs w:val="24"/>
+          <w:lang w:val="es-419"/>
+        </w:rPr>
+        <w:t>línea</w:t>
+      </w:r>
+      <w:r>
+        <w:rPr>
+          <w:rFonts w:ascii="Arial" w:hAnsi="Arial" w:cs="Arial"/>
+          <w:sz w:val="24"/>
+          <w:szCs w:val="24"/>
+          <w:lang w:val="es-419"/>
+        </w:rPr>
+        <w:t xml:space="preserve"> va entre </w:t>
+      </w:r>
+      <w:r>
+        <w:rPr>
+          <w:rFonts w:ascii="Arial" w:hAnsi="Arial" w:cs="Arial"/>
+          <w:sz w:val="24"/>
+          <w:szCs w:val="24"/>
+          <w:lang w:val="es-419"/>
+        </w:rPr>
+        <w:t>comillas dobles</w:t>
+      </w:r>
+      <w:r>
+        <w:rPr>
+          <w:rFonts w:ascii="Arial" w:hAnsi="Arial" w:cs="Arial"/>
+          <w:sz w:val="24"/>
+          <w:szCs w:val="24"/>
+          <w:lang w:val="es-419"/>
+        </w:rPr>
+        <w:t xml:space="preserve"> y el retorno de carro y el </w:t>
+      </w:r>
+      <w:r>
+        <w:rPr>
+          <w:rFonts w:ascii="Arial" w:hAnsi="Arial" w:cs="Arial"/>
+          <w:sz w:val="24"/>
+          <w:szCs w:val="24"/>
+          <w:lang w:val="es-419"/>
+        </w:rPr>
+        <w:t>tabulador</w:t>
+      </w:r>
+      <w:r>
+        <w:rPr>
+          <w:rFonts w:ascii="Arial" w:hAnsi="Arial" w:cs="Arial"/>
+          <w:sz w:val="24"/>
+          <w:szCs w:val="24"/>
+          <w:lang w:val="es-419"/>
+        </w:rPr>
+        <w:t xml:space="preserve"> es porque </w:t>
       </w:r>
       <w:proofErr w:type="spellStart"/>
       <w:r>
         <w:rPr>
           <w:rFonts w:ascii="Arial" w:hAnsi="Arial" w:cs="Arial"/>
-          <w:b/>
-          <w:bCs/>
-          <w:sz w:val="24"/>
-          <w:szCs w:val="24"/>
-        </w:rPr>
-        <w:t>nop</w:t>
+          <w:sz w:val="24"/>
+          <w:szCs w:val="24"/>
+          <w:lang w:val="es-419"/>
+        </w:rPr>
+        <w:t>gcc</w:t>
       </w:r>
       <w:proofErr w:type="spellEnd"/>
       <w:r>
         <w:rPr>
           <w:rFonts w:ascii="Arial" w:hAnsi="Arial" w:cs="Arial"/>
-          <w:b/>
-          <w:bCs/>
-          <w:sz w:val="24"/>
-          <w:szCs w:val="24"/>
-        </w:rPr>
-        <w:t xml:space="preserve">\n\t </w:t>
-      </w:r>
-      <w:proofErr w:type="spellStart"/>
-      <w:r>
-        <w:rPr>
-          <w:rFonts w:ascii="Arial" w:hAnsi="Arial" w:cs="Arial"/>
-          <w:b/>
-          <w:bCs/>
-          <w:sz w:val="24"/>
-          <w:szCs w:val="24"/>
-        </w:rPr>
-        <w:t>nop</w:t>
-      </w:r>
-      <w:proofErr w:type="spellEnd"/>
-      <w:r>
-        <w:rPr>
-          <w:rFonts w:ascii="Arial" w:hAnsi="Arial" w:cs="Arial"/>
-          <w:b/>
-          <w:bCs/>
-          <w:sz w:val="24"/>
-          <w:szCs w:val="24"/>
-        </w:rPr>
-        <w:t xml:space="preserve">\n\t </w:t>
-      </w:r>
-      <w:proofErr w:type="spellStart"/>
-      <w:r>
-        <w:rPr>
-          <w:rFonts w:ascii="Arial" w:hAnsi="Arial" w:cs="Arial"/>
-          <w:b/>
-          <w:bCs/>
-          <w:sz w:val="24"/>
-          <w:szCs w:val="24"/>
-        </w:rPr>
-        <w:t>nop</w:t>
-      </w:r>
-      <w:proofErr w:type="spellEnd"/>
-      <w:r>
-        <w:rPr>
-          <w:rFonts w:ascii="Arial" w:hAnsi="Arial" w:cs="Arial"/>
-          <w:b/>
-          <w:bCs/>
-          <w:sz w:val="24"/>
-          <w:szCs w:val="24"/>
-        </w:rPr>
-        <w:t xml:space="preserve">\n\t </w:t>
-      </w:r>
-      <w:proofErr w:type="spellStart"/>
-      <w:r>
-        <w:rPr>
-          <w:rFonts w:ascii="Arial" w:hAnsi="Arial" w:cs="Arial"/>
-          <w:b/>
-          <w:bCs/>
-          <w:sz w:val="24"/>
-          <w:szCs w:val="24"/>
-        </w:rPr>
-        <w:t>nop</w:t>
-      </w:r>
-      <w:proofErr w:type="spellEnd"/>
-      <w:r>
-        <w:rPr>
-          <w:rFonts w:ascii="Arial" w:hAnsi="Arial" w:cs="Arial"/>
-          <w:b/>
-          <w:bCs/>
-          <w:sz w:val="24"/>
-          <w:szCs w:val="24"/>
-        </w:rPr>
-        <w:t>\n\t")</w:t>
-      </w:r>
-    </w:p>
-    <w:p>
-      <w:pPr>
-        <w:rPr>
-          <w:rFonts w:ascii="Arial" w:hAnsi="Arial" w:cs="Arial"/>
-          <w:sz w:val="24"/>
-          <w:szCs w:val="24"/>
-          <w:lang w:val="es-419"/>
-        </w:rPr>
-      </w:pPr>
-      <w:r>
-        <w:rPr>
-          <w:rFonts w:ascii="Arial" w:hAnsi="Arial" w:cs="Arial"/>
-          <w:sz w:val="24"/>
-          <w:szCs w:val="24"/>
-          <w:lang w:val="es-419"/>
-        </w:rPr>
-        <w:t>En C tan solo se llama al nombre de esta macro como si se llamar</w:t>
-      </w:r>
-      <w:r>
-        <w:rPr>
-          <w:rFonts w:ascii="Arial" w:hAnsi="Arial" w:cs="Arial"/>
-          <w:sz w:val="24"/>
-          <w:szCs w:val="24"/>
-          <w:lang w:val="es-419"/>
-        </w:rPr>
-        <w:t xml:space="preserve">a desde una función </w:t>
-      </w:r>
-    </w:p>
-    <w:p>
-      <w:pPr>
-        <w:rPr>
-          <w:rFonts w:ascii="Arial" w:hAnsi="Arial" w:cs="Arial"/>
-          <w:sz w:val="24"/>
-          <w:szCs w:val="24"/>
-          <w:lang w:val="es-419"/>
-        </w:rPr>
-      </w:pPr>
-      <w:r>
-        <w:rPr>
-          <w:rFonts w:ascii="Arial" w:hAnsi="Arial" w:cs="Arial"/>
-          <w:sz w:val="24"/>
-          <w:szCs w:val="24"/>
-          <w:lang w:val="es-419"/>
-        </w:rPr>
-        <w:t>Llamada en C:</w:t>
-      </w:r>
-    </w:p>
-    <w:p>
-      <w:pPr>
-        <w:rPr>
-          <w:rFonts w:ascii="Arial" w:hAnsi="Arial" w:cs="Arial"/>
-          <w:b/>
-          <w:bCs/>
-          <w:sz w:val="24"/>
-          <w:szCs w:val="24"/>
-          <w:lang w:val="es-419"/>
-        </w:rPr>
-      </w:pPr>
-      <w:r>
-        <w:rPr>
-          <w:rFonts w:ascii="Arial" w:hAnsi="Arial" w:cs="Arial"/>
-          <w:b/>
-          <w:bCs/>
-          <w:sz w:val="24"/>
-          <w:szCs w:val="24"/>
-          <w:lang w:val="es-419"/>
-        </w:rPr>
-        <w:t>DELAY_1</w:t>
-      </w:r>
-      <w:proofErr w:type="gramStart"/>
-      <w:r>
-        <w:rPr>
-          <w:rFonts w:ascii="Arial" w:hAnsi="Arial" w:cs="Arial"/>
-          <w:b/>
-          <w:bCs/>
-          <w:sz w:val="24"/>
-          <w:szCs w:val="24"/>
-          <w:lang w:val="es-419"/>
-        </w:rPr>
-        <w:t>US(</w:t>
-      </w:r>
-      <w:proofErr w:type="gramEnd"/>
-      <w:r>
-        <w:rPr>
-          <w:rFonts w:ascii="Arial" w:hAnsi="Arial" w:cs="Arial"/>
-          <w:b/>
-          <w:bCs/>
-          <w:sz w:val="24"/>
-          <w:szCs w:val="24"/>
-          <w:lang w:val="es-419"/>
-        </w:rPr>
-        <w:t>);</w:t>
-      </w:r>
-    </w:p>
-    <w:p>
-      <w:pPr>
-        <w:rPr>
-          <w:rFonts w:ascii="Arial" w:hAnsi="Arial" w:cs="Arial"/>
-          <w:sz w:val="24"/>
-          <w:szCs w:val="24"/>
-          <w:lang w:val="es-419"/>
-        </w:rPr>
-      </w:pPr>
-      <w:r>
-        <w:rPr>
-          <w:rFonts w:ascii="Arial" w:hAnsi="Arial" w:cs="Arial"/>
-          <w:sz w:val="24"/>
-          <w:szCs w:val="24"/>
-          <w:lang w:val="es-419"/>
-        </w:rPr>
-        <w:t xml:space="preserve">Cuando se ingresan </w:t>
-      </w:r>
-      <w:proofErr w:type="spellStart"/>
-      <w:r>
-        <w:rPr>
-          <w:rFonts w:ascii="Arial" w:hAnsi="Arial" w:cs="Arial"/>
-          <w:sz w:val="24"/>
-          <w:szCs w:val="24"/>
-          <w:lang w:val="es-419"/>
-        </w:rPr>
-        <w:t>mas</w:t>
-      </w:r>
-      <w:proofErr w:type="spellEnd"/>
-      <w:r>
-        <w:rPr>
-          <w:rFonts w:ascii="Arial" w:hAnsi="Arial" w:cs="Arial"/>
-          <w:sz w:val="24"/>
-          <w:szCs w:val="24"/>
-          <w:lang w:val="es-419"/>
-        </w:rPr>
-        <w:t xml:space="preserve"> de una línea de ASM en C, estas deben de estar en otro formato dado de que compilador las pasa tan y cual como están, entre estos métodos </w:t>
-      </w:r>
-    </w:p>
-    <w:p>
-      <w:pPr>
-        <w:rPr>
-          <w:rFonts w:ascii="Arial" w:hAnsi="Arial" w:cs="Arial"/>
-          <w:sz w:val="24"/>
-          <w:szCs w:val="24"/>
-          <w:lang w:val="es-419"/>
-        </w:rPr>
-      </w:pPr>
-    </w:p>
-    <w:p>
-      <w:pPr>
-        <w:rPr>
-          <w:rFonts w:ascii="Arial" w:hAnsi="Arial" w:cs="Arial"/>
-          <w:sz w:val="24"/>
-          <w:szCs w:val="24"/>
-          <w:lang w:val="es-419"/>
-        </w:rPr>
-      </w:pPr>
-      <w:r>
-        <w:rPr>
-          <w:rFonts w:ascii="Arial" w:hAnsi="Arial" w:cs="Arial"/>
-          <w:sz w:val="24"/>
-          <w:szCs w:val="24"/>
-          <w:lang w:val="es-419"/>
-        </w:rPr>
-        <w:t>Uint8_t resultado</w:t>
-      </w:r>
-    </w:p>
-    <w:p>
-      <w:pPr>
-        <w:rPr>
-          <w:rFonts w:ascii="Arial" w:hAnsi="Arial" w:cs="Arial"/>
-          <w:sz w:val="24"/>
-          <w:szCs w:val="24"/>
-        </w:rPr>
-      </w:pPr>
-      <w:r>
-        <w:rPr>
-          <w:rFonts w:ascii="Arial" w:hAnsi="Arial" w:cs="Arial"/>
-          <w:sz w:val="24"/>
-          <w:szCs w:val="24"/>
-        </w:rPr>
-        <w:t>__</w:t>
-      </w:r>
-      <w:proofErr w:type="spellStart"/>
-      <w:r>
-        <w:rPr>
-          <w:rFonts w:ascii="Arial" w:hAnsi="Arial" w:cs="Arial"/>
-          <w:sz w:val="24"/>
-          <w:szCs w:val="24"/>
-        </w:rPr>
-        <w:t>asm</w:t>
-      </w:r>
-      <w:proofErr w:type="spellEnd"/>
-      <w:r>
-        <w:rPr>
-          <w:rFonts w:ascii="Arial" w:hAnsi="Arial" w:cs="Arial"/>
-          <w:sz w:val="24"/>
-          <w:szCs w:val="24"/>
-        </w:rPr>
-        <w:t>__ (</w:t>
-      </w:r>
-    </w:p>
-    <w:p>
-      <w:pPr>
-        <w:rPr>
-          <w:rFonts w:ascii="Arial" w:hAnsi="Arial" w:cs="Arial"/>
-          <w:sz w:val="24"/>
-          <w:szCs w:val="24"/>
-        </w:rPr>
-      </w:pPr>
-      <w:r>
-        <w:rPr>
-          <w:rFonts w:ascii="Arial" w:hAnsi="Arial" w:cs="Arial"/>
-          <w:sz w:val="24"/>
-          <w:szCs w:val="24"/>
-        </w:rPr>
-        <w:t xml:space="preserve">“add &amp;[res], %[in1], %[in2] </w:t>
-      </w:r>
-      <w:r>
-        <w:rPr>
-          <w:rFonts w:ascii="Arial" w:hAnsi="Arial" w:cs="Arial"/>
-          <w:sz w:val="24"/>
-          <w:szCs w:val="24"/>
-        </w:rPr>
-        <w:t>\n\t</w:t>
-      </w:r>
-      <w:r>
-        <w:rPr>
-          <w:rFonts w:ascii="Arial" w:hAnsi="Arial" w:cs="Arial"/>
-          <w:sz w:val="24"/>
-          <w:szCs w:val="24"/>
-        </w:rPr>
-        <w:t>”</w:t>
-      </w:r>
-    </w:p>
-    <w:p>
-      <w:pPr>
-        <w:rPr>
-          <w:rFonts w:ascii="Arial" w:hAnsi="Arial" w:cs="Arial"/>
-          <w:sz w:val="24"/>
-          <w:szCs w:val="24"/>
-          <w:lang w:val="es-419"/>
-        </w:rPr>
-      </w:pPr>
-      <w:proofErr w:type="gramStart"/>
-      <w:r>
-        <w:rPr>
-          <w:rFonts w:ascii="Arial" w:hAnsi="Arial" w:cs="Arial"/>
-          <w:sz w:val="24"/>
-          <w:szCs w:val="24"/>
-          <w:lang w:val="es-419"/>
-        </w:rPr>
-        <w:t>:”=</w:t>
-      </w:r>
-      <w:proofErr w:type="gramEnd"/>
-      <w:r>
-        <w:rPr>
-          <w:rFonts w:ascii="Arial" w:hAnsi="Arial" w:cs="Arial"/>
-          <w:sz w:val="24"/>
-          <w:szCs w:val="24"/>
-          <w:lang w:val="es-419"/>
-        </w:rPr>
-        <w:t>r” (resultado)</w:t>
-      </w:r>
-      <w:r>
-        <w:rPr>
-          <w:rFonts w:ascii="Arial" w:hAnsi="Arial" w:cs="Arial"/>
-          <w:sz w:val="24"/>
-          <w:szCs w:val="24"/>
-          <w:lang w:val="es-419"/>
-        </w:rPr>
-        <w:t xml:space="preserve"> // salida en el registro (“=r”)</w:t>
-      </w:r>
-    </w:p>
-    <w:p>
-      <w:pPr>
-        <w:rPr>
-          <w:rFonts w:ascii="Arial" w:hAnsi="Arial" w:cs="Arial"/>
-          <w:sz w:val="24"/>
-          <w:szCs w:val="24"/>
-          <w:lang w:val="es-419"/>
-        </w:rPr>
-      </w:pPr>
-      <w:r>
-        <w:rPr>
-          <w:rFonts w:ascii="Arial" w:hAnsi="Arial" w:cs="Arial"/>
-          <w:sz w:val="24"/>
-          <w:szCs w:val="24"/>
-          <w:lang w:val="es-419"/>
-        </w:rPr>
-        <w:t>: “</w:t>
-      </w:r>
-      <w:proofErr w:type="gramStart"/>
-      <w:r>
-        <w:rPr>
-          <w:rFonts w:ascii="Arial" w:hAnsi="Arial" w:cs="Arial"/>
-          <w:sz w:val="24"/>
-          <w:szCs w:val="24"/>
-          <w:lang w:val="es-419"/>
-        </w:rPr>
-        <w:t>r”(</w:t>
-      </w:r>
-      <w:proofErr w:type="gramEnd"/>
-      <w:r>
-        <w:rPr>
-          <w:rFonts w:ascii="Arial" w:hAnsi="Arial" w:cs="Arial"/>
-          <w:sz w:val="24"/>
-          <w:szCs w:val="24"/>
-          <w:lang w:val="es-419"/>
-        </w:rPr>
-        <w:t>a) , “r”(b)</w:t>
-      </w:r>
-      <w:r>
-        <w:rPr>
-          <w:rFonts w:ascii="Arial" w:hAnsi="Arial" w:cs="Arial"/>
-          <w:sz w:val="24"/>
-          <w:szCs w:val="24"/>
-          <w:lang w:val="es-419"/>
-        </w:rPr>
-        <w:t xml:space="preserve"> // entrada desde </w:t>
-      </w:r>
-      <w:proofErr w:type="spellStart"/>
-      <w:r>
-        <w:rPr>
-          <w:rFonts w:ascii="Arial" w:hAnsi="Arial" w:cs="Arial"/>
-          <w:sz w:val="24"/>
-          <w:szCs w:val="24"/>
-          <w:lang w:val="es-419"/>
-        </w:rPr>
-        <w:t>varibales</w:t>
-      </w:r>
-      <w:proofErr w:type="spellEnd"/>
-      <w:r>
-        <w:rPr>
-          <w:rFonts w:ascii="Arial" w:hAnsi="Arial" w:cs="Arial"/>
-          <w:sz w:val="24"/>
-          <w:szCs w:val="24"/>
-          <w:lang w:val="es-419"/>
-        </w:rPr>
-        <w:t xml:space="preserve"> a y b</w:t>
-      </w:r>
-    </w:p>
-    <w:p>
-      <w:pPr>
-        <w:rPr>
-          <w:rFonts w:ascii="Arial" w:hAnsi="Arial" w:cs="Arial"/>
-          <w:b/>
-          <w:bCs/>
-          <w:sz w:val="24"/>
-          <w:szCs w:val="24"/>
-          <w:lang w:val="es-419"/>
-        </w:rPr>
-      </w:pPr>
-      <w:r>
-        <w:rPr>
-          <w:rFonts w:ascii="Arial" w:hAnsi="Arial" w:cs="Arial"/>
-          <w:sz w:val="24"/>
-          <w:szCs w:val="24"/>
-          <w:lang w:val="es-419"/>
-        </w:rPr>
-        <w:t>);</w:t>
-      </w:r>
-      <w:r>
-        <w:rPr>
-          <w:rFonts w:ascii="Arial" w:hAnsi="Arial" w:cs="Arial"/>
-          <w:b/>
-          <w:bCs/>
+          <w:sz w:val="24"/>
+          <w:szCs w:val="24"/>
+          <w:lang w:val="es-419"/>
+        </w:rPr>
+        <w:t xml:space="preserve"> pasa las líneas tal cual</w:t>
+      </w:r>
+    </w:p>
+    <w:p>
+      <w:pPr>
+        <w:rPr>
+          <w:rFonts w:ascii="Arial" w:hAnsi="Arial" w:cs="Arial"/>
+          <w:sz w:val="24"/>
+          <w:szCs w:val="24"/>
+          <w:lang w:val="es-419"/>
+        </w:rPr>
+      </w:pPr>
+      <w:r>
+        <w:rPr>
+          <w:rFonts w:ascii="Arial" w:hAnsi="Arial" w:cs="Arial"/>
+          <w:sz w:val="24"/>
+          <w:szCs w:val="24"/>
+          <w:lang w:val="es-419"/>
+        </w:rPr>
+        <w:t>cómo</w:t>
+      </w:r>
+      <w:r>
+        <w:rPr>
+          <w:rFonts w:ascii="Arial" w:hAnsi="Arial" w:cs="Arial"/>
+          <w:sz w:val="24"/>
+          <w:szCs w:val="24"/>
+          <w:lang w:val="es-419"/>
+        </w:rPr>
+        <w:t xml:space="preserve"> se </w:t>
+      </w:r>
+      <w:r>
+        <w:rPr>
+          <w:rFonts w:ascii="Arial" w:hAnsi="Arial" w:cs="Arial"/>
+          <w:sz w:val="24"/>
+          <w:szCs w:val="24"/>
+          <w:lang w:val="es-419"/>
+        </w:rPr>
+        <w:t>asignan</w:t>
+      </w:r>
+      <w:r>
+        <w:rPr>
+          <w:rFonts w:ascii="Arial" w:hAnsi="Arial" w:cs="Arial"/>
           <w:sz w:val="24"/>
           <w:szCs w:val="24"/>
           <w:lang w:val="es-419"/>
         </w:rPr>
         <w:t xml:space="preserve"> </w:t>
       </w:r>
-    </w:p>
-    <w:p>
-      <w:pPr>
-        <w:rPr>
-          <w:rFonts w:ascii="Arial" w:hAnsi="Arial" w:cs="Arial"/>
-          <w:sz w:val="24"/>
-          <w:szCs w:val="24"/>
-          <w:lang w:val="es-419"/>
-        </w:rPr>
-      </w:pPr>
-      <w:r>
-        <w:rPr>
-          <w:rFonts w:ascii="Arial" w:hAnsi="Arial" w:cs="Arial"/>
-          <w:sz w:val="24"/>
-          <w:szCs w:val="24"/>
-          <w:lang w:val="es-419"/>
-        </w:rPr>
-        <w:t xml:space="preserve">cada </w:t>
-      </w:r>
-      <w:proofErr w:type="spellStart"/>
-      <w:r>
-        <w:rPr>
-          <w:rFonts w:ascii="Arial" w:hAnsi="Arial" w:cs="Arial"/>
-          <w:sz w:val="24"/>
-          <w:szCs w:val="24"/>
-          <w:lang w:val="es-419"/>
-        </w:rPr>
-        <w:t>linea</w:t>
-      </w:r>
-      <w:proofErr w:type="spellEnd"/>
-      <w:r>
-        <w:rPr>
-          <w:rFonts w:ascii="Arial" w:hAnsi="Arial" w:cs="Arial"/>
-          <w:sz w:val="24"/>
-          <w:szCs w:val="24"/>
-          <w:lang w:val="es-419"/>
-        </w:rPr>
-        <w:t xml:space="preserve"> va entre </w:t>
-      </w:r>
-      <w:proofErr w:type="spellStart"/>
-      <w:proofErr w:type="gramStart"/>
-      <w:r>
-        <w:rPr>
-          <w:rFonts w:ascii="Arial" w:hAnsi="Arial" w:cs="Arial"/>
-          <w:sz w:val="24"/>
-          <w:szCs w:val="24"/>
-          <w:lang w:val="es-419"/>
-        </w:rPr>
-        <w:t>comullas</w:t>
-      </w:r>
-      <w:proofErr w:type="spellEnd"/>
-      <w:r>
-        <w:rPr>
-          <w:rFonts w:ascii="Arial" w:hAnsi="Arial" w:cs="Arial"/>
-          <w:sz w:val="24"/>
-          <w:szCs w:val="24"/>
-          <w:lang w:val="es-419"/>
-        </w:rPr>
-        <w:t xml:space="preserve">  dobles</w:t>
-      </w:r>
-      <w:proofErr w:type="gramEnd"/>
-      <w:r>
-        <w:rPr>
-          <w:rFonts w:ascii="Arial" w:hAnsi="Arial" w:cs="Arial"/>
-          <w:sz w:val="24"/>
-          <w:szCs w:val="24"/>
-          <w:lang w:val="es-419"/>
-        </w:rPr>
-        <w:t xml:space="preserve"> y el retorno de carro y el </w:t>
-      </w:r>
-      <w:proofErr w:type="spellStart"/>
-      <w:r>
-        <w:rPr>
-          <w:rFonts w:ascii="Arial" w:hAnsi="Arial" w:cs="Arial"/>
-          <w:sz w:val="24"/>
-          <w:szCs w:val="24"/>
-          <w:lang w:val="es-419"/>
-        </w:rPr>
-        <w:t>tablador</w:t>
-      </w:r>
-      <w:proofErr w:type="spellEnd"/>
-      <w:r>
-        <w:rPr>
-          <w:rFonts w:ascii="Arial" w:hAnsi="Arial" w:cs="Arial"/>
-          <w:sz w:val="24"/>
-          <w:szCs w:val="24"/>
-          <w:lang w:val="es-419"/>
-        </w:rPr>
-        <w:t xml:space="preserve"> es porque </w:t>
-      </w:r>
-      <w:proofErr w:type="spellStart"/>
-      <w:r>
-        <w:rPr>
-          <w:rFonts w:ascii="Arial" w:hAnsi="Arial" w:cs="Arial"/>
-          <w:sz w:val="24"/>
-          <w:szCs w:val="24"/>
-          <w:lang w:val="es-419"/>
-        </w:rPr>
-        <w:t>gcc</w:t>
-      </w:r>
-      <w:proofErr w:type="spellEnd"/>
-      <w:r>
-        <w:rPr>
-          <w:rFonts w:ascii="Arial" w:hAnsi="Arial" w:cs="Arial"/>
-          <w:sz w:val="24"/>
-          <w:szCs w:val="24"/>
-          <w:lang w:val="es-419"/>
-        </w:rPr>
-        <w:t xml:space="preserve"> pasa las líneas tal cual</w:t>
-      </w:r>
-    </w:p>
-    <w:p>
-      <w:pPr>
-        <w:rPr>
-          <w:rFonts w:ascii="Arial" w:hAnsi="Arial" w:cs="Arial"/>
-          <w:sz w:val="24"/>
-          <w:szCs w:val="24"/>
-          <w:lang w:val="es-419"/>
-        </w:rPr>
-      </w:pPr>
-      <w:r>
-        <w:rPr>
-          <w:rFonts w:ascii="Arial" w:hAnsi="Arial" w:cs="Arial"/>
-          <w:sz w:val="24"/>
-          <w:szCs w:val="24"/>
-          <w:lang w:val="es-419"/>
-        </w:rPr>
-        <w:t xml:space="preserve">como se </w:t>
-      </w:r>
-      <w:proofErr w:type="spellStart"/>
-      <w:r>
-        <w:rPr>
-          <w:rFonts w:ascii="Arial" w:hAnsi="Arial" w:cs="Arial"/>
-          <w:sz w:val="24"/>
-          <w:szCs w:val="24"/>
-          <w:lang w:val="es-419"/>
-        </w:rPr>
-        <w:t>asginan</w:t>
-      </w:r>
-      <w:proofErr w:type="spellEnd"/>
-      <w:r>
-        <w:rPr>
-          <w:rFonts w:ascii="Arial" w:hAnsi="Arial" w:cs="Arial"/>
-          <w:sz w:val="24"/>
-          <w:szCs w:val="24"/>
-          <w:lang w:val="es-419"/>
-        </w:rPr>
-        <w:t xml:space="preserve"> </w:t>
-      </w:r>
-      <w:proofErr w:type="spellStart"/>
-      <w:r>
-        <w:rPr>
-          <w:rFonts w:ascii="Arial" w:hAnsi="Arial" w:cs="Arial"/>
-          <w:sz w:val="24"/>
-          <w:szCs w:val="24"/>
-          <w:lang w:val="es-419"/>
-        </w:rPr>
-        <w:t>varibales</w:t>
-      </w:r>
-      <w:proofErr w:type="spellEnd"/>
+      <w:r>
+        <w:rPr>
+          <w:rFonts w:ascii="Arial" w:hAnsi="Arial" w:cs="Arial"/>
+          <w:sz w:val="24"/>
+          <w:szCs w:val="24"/>
+          <w:lang w:val="es-419"/>
+        </w:rPr>
+        <w:t>variables</w:t>
+      </w:r>
       <w:r>
         <w:rPr>
           <w:rFonts w:ascii="Arial" w:hAnsi="Arial" w:cs="Arial"/>
@@ -1400,17 +1365,15 @@
         <w:lastRenderedPageBreak/>
         <w:t xml:space="preserve">r -&gt; registro </w:t>
       </w:r>
-      <w:proofErr w:type="spellStart"/>
-      <w:r>
-        <w:rPr>
-          <w:rFonts w:ascii="Arial" w:hAnsi="Arial" w:cs="Arial"/>
-          <w:sz w:val="24"/>
-          <w:szCs w:val="24"/>
-          <w:lang w:val="es-419"/>
-        </w:rPr>
-        <w:t>genreal</w:t>
-      </w:r>
-      <w:proofErr w:type="spellEnd"/>
+      <w:r>
+        <w:rPr>
+          <w:rFonts w:ascii="Arial" w:hAnsi="Arial" w:cs="Arial"/>
+          <w:sz w:val="24"/>
+          <w:szCs w:val="24"/>
+          <w:lang w:val="es-419"/>
+        </w:rPr>
+        <w:t>general</w:t>
+      </w:r>
       <w:r>
         <w:rPr>
           <w:rFonts w:ascii="Arial" w:hAnsi="Arial" w:cs="Arial"/>
@@ -1456,27 +1419,7 @@
           <w:szCs w:val="24"/>
           <w:lang w:val="es-419"/>
         </w:rPr>
-        <w:t>w -&gt; registro para pares (R</w:t>
-      </w:r>
-      <w:proofErr w:type="gramStart"/>
-      <w:r>
-        <w:rPr>
-          <w:rFonts w:ascii="Arial" w:hAnsi="Arial" w:cs="Arial"/>
-          <w:sz w:val="24"/>
-          <w:szCs w:val="24"/>
-          <w:lang w:val="es-419"/>
-        </w:rPr>
-        <w:t>24,R</w:t>
-      </w:r>
-      <w:proofErr w:type="gramEnd"/>
-      <w:r>
-        <w:rPr>
-          <w:rFonts w:ascii="Arial" w:hAnsi="Arial" w:cs="Arial"/>
-          <w:sz w:val="24"/>
-          <w:szCs w:val="24"/>
-          <w:lang w:val="es-419"/>
-        </w:rPr>
-        <w:t>26,etc.)</w:t>
+        <w:t>w -&gt; registro para pares (R24,R26,etc.)</w:t>
       </w:r>
     </w:p>
     <w:p>
@@ -1545,17 +1488,15 @@
         </w:rPr>
         <w:t xml:space="preserve">muchas veces de </w:t>
       </w:r>
-      <w:proofErr w:type="spellStart"/>
-      <w:r>
-        <w:rPr>
-          <w:rFonts w:ascii="Arial" w:hAnsi="Arial" w:cs="Arial"/>
-          <w:sz w:val="24"/>
-          <w:szCs w:val="24"/>
-          <w:lang w:val="es-419"/>
-        </w:rPr>
-        <w:t>declara</w:t>
-      </w:r>
-      <w:proofErr w:type="spellEnd"/>
+      <w:r>
+        <w:rPr>
+          <w:rFonts w:ascii="Arial" w:hAnsi="Arial" w:cs="Arial"/>
+          <w:sz w:val="24"/>
+          <w:szCs w:val="24"/>
+          <w:lang w:val="es-419"/>
+        </w:rPr>
+        <w:t>declarar</w:t>
+      </w:r>
       <w:r>
         <w:rPr>
           <w:rFonts w:ascii="Arial" w:hAnsi="Arial" w:cs="Arial"/>
@@ -1712,6 +1653,7 @@
       <w:r>
         <w:rPr>
           <w:rFonts w:ascii="Arial" w:hAnsi="Arial" w:cs="Arial"/>
+          <w:noProof/>
           <w:sz w:val="24"/>
           <w:szCs w:val="24"/>
           <w:lang w:val="es-419"/>
@@ -1897,6 +1839,7 @@
       <w:r>
         <w:rPr>
           <w:rFonts w:ascii="Arial" w:hAnsi="Arial" w:cs="Arial"/>
+          <w:noProof/>
           <w:sz w:val="24"/>
           <w:szCs w:val="24"/>
           <w:lang w:val="es-419"/>
@@ -2106,25 +2049,181 @@
         </w:rPr>
         <w:t xml:space="preserve">Para la llamada de una subrutina de ASM desde C se hace, en C declarando en el prototipo de la </w:t>
       </w:r>
+      <w:r>
+        <w:rPr>
+          <w:rFonts w:ascii="Arial" w:hAnsi="Arial" w:cs="Arial"/>
+          <w:sz w:val="24"/>
+          <w:szCs w:val="24"/>
+          <w:lang w:val="es-419"/>
+        </w:rPr>
+        <w:t>función</w:t>
+      </w:r>
+      <w:r>
+        <w:rPr>
+          <w:rFonts w:ascii="Arial" w:hAnsi="Arial" w:cs="Arial"/>
+          <w:sz w:val="24"/>
+          <w:szCs w:val="24"/>
+          <w:lang w:val="es-419"/>
+        </w:rPr>
+        <w:t xml:space="preserve"> que esta será una </w:t>
+      </w:r>
+      <w:r>
+        <w:rPr>
+          <w:rFonts w:ascii="Arial" w:hAnsi="Arial" w:cs="Arial"/>
+          <w:sz w:val="24"/>
+          <w:szCs w:val="24"/>
+          <w:lang w:val="es-419"/>
+        </w:rPr>
+        <w:t>función</w:t>
+      </w:r>
+      <w:r>
+        <w:rPr>
+          <w:rFonts w:ascii="Arial" w:hAnsi="Arial" w:cs="Arial"/>
+          <w:sz w:val="24"/>
+          <w:szCs w:val="24"/>
+          <w:lang w:val="es-419"/>
+        </w:rPr>
+        <w:t xml:space="preserve"> externa se hace con la palabra reservada </w:t>
+      </w:r>
       <w:proofErr w:type="spellStart"/>
       <w:r>
         <w:rPr>
           <w:rFonts w:ascii="Arial" w:hAnsi="Arial" w:cs="Arial"/>
-          <w:sz w:val="24"/>
-          <w:szCs w:val="24"/>
-          <w:lang w:val="es-419"/>
-        </w:rPr>
-        <w:t>funcion</w:t>
+          <w:b/>
+          <w:bCs/>
+          <w:sz w:val="24"/>
+          <w:szCs w:val="24"/>
+          <w:lang w:val="es-419"/>
+        </w:rPr>
+        <w:t>extern</w:t>
       </w:r>
       <w:proofErr w:type="spellEnd"/>
-      <w:r>
-        <w:rPr>
-          <w:rFonts w:ascii="Arial" w:hAnsi="Arial" w:cs="Arial"/>
-          <w:sz w:val="24"/>
-          <w:szCs w:val="24"/>
-          <w:lang w:val="es-419"/>
-        </w:rPr>
-        <w:t xml:space="preserve"> que esta será una </w:t>
+    </w:p>
+    <w:p>
+      <w:pPr>
+        <w:ind w:left="360"/>
+        <w:rPr>
+          <w:rFonts w:ascii="Arial" w:hAnsi="Arial" w:cs="Arial"/>
+          <w:sz w:val="24"/>
+          <w:szCs w:val="24"/>
+          <w:lang w:val="es-419"/>
+        </w:rPr>
+      </w:pPr>
+      <w:r>
+        <w:rPr>
+          <w:rFonts w:ascii="Arial" w:hAnsi="Arial" w:cs="Arial"/>
+          <w:sz w:val="24"/>
+          <w:szCs w:val="24"/>
+          <w:lang w:val="es-419"/>
+        </w:rPr>
+        <w:t xml:space="preserve">El archivo con código ASM debe de estar en un archivo con la </w:t>
+      </w:r>
+      <w:r>
+        <w:rPr>
+          <w:rFonts w:ascii="Arial" w:hAnsi="Arial" w:cs="Arial"/>
+          <w:sz w:val="24"/>
+          <w:szCs w:val="24"/>
+          <w:lang w:val="es-419"/>
+        </w:rPr>
+        <w:t>extensión .s</w:t>
+      </w:r>
+      <w:r>
+        <w:rPr>
+          <w:rFonts w:ascii="Arial" w:hAnsi="Arial" w:cs="Arial"/>
+          <w:sz w:val="24"/>
+          <w:szCs w:val="24"/>
+          <w:lang w:val="es-419"/>
+        </w:rPr>
+        <w:t xml:space="preserve"> o .S, </w:t>
+      </w:r>
+    </w:p>
+    <w:p>
+      <w:pPr>
+        <w:ind w:left="360"/>
+        <w:rPr>
+          <w:rFonts w:ascii="Arial" w:hAnsi="Arial" w:cs="Arial"/>
+          <w:sz w:val="24"/>
+          <w:szCs w:val="24"/>
+          <w:lang w:val="es-419"/>
+        </w:rPr>
+      </w:pPr>
+      <w:r>
+        <w:rPr>
+          <w:rFonts w:ascii="Arial" w:hAnsi="Arial" w:cs="Arial"/>
+          <w:sz w:val="24"/>
+          <w:szCs w:val="24"/>
+          <w:lang w:val="es-419"/>
+        </w:rPr>
+        <w:t xml:space="preserve">Se define las subrutinas </w:t>
+      </w:r>
+      <w:r>
+        <w:rPr>
+          <w:rFonts w:ascii="Arial" w:hAnsi="Arial" w:cs="Arial"/>
+          <w:sz w:val="24"/>
+          <w:szCs w:val="24"/>
+          <w:lang w:val="es-419"/>
+        </w:rPr>
+        <w:t>con .</w:t>
+      </w:r>
+      <w:r>
+        <w:rPr>
+          <w:rFonts w:ascii="Arial" w:hAnsi="Arial" w:cs="Arial"/>
+          <w:b/>
+          <w:bCs/>
+          <w:sz w:val="24"/>
+          <w:szCs w:val="24"/>
+          <w:lang w:val="es-419"/>
+        </w:rPr>
+        <w:t xml:space="preserve">global </w:t>
+      </w:r>
+      <w:r>
+        <w:rPr>
+          <w:rFonts w:ascii="Arial" w:hAnsi="Arial" w:cs="Arial"/>
+          <w:sz w:val="24"/>
+          <w:szCs w:val="24"/>
+          <w:lang w:val="es-419"/>
+        </w:rPr>
+        <w:t>para que sea visible desde C</w:t>
+      </w:r>
+    </w:p>
+    <w:p>
+      <w:pPr>
+        <w:ind w:left="360"/>
+        <w:rPr>
+          <w:rFonts w:ascii="Arial" w:hAnsi="Arial" w:cs="Arial"/>
+          <w:sz w:val="24"/>
+          <w:szCs w:val="24"/>
+          <w:lang w:val="es-419"/>
+        </w:rPr>
+      </w:pPr>
+      <w:r>
+        <w:rPr>
+          <w:rFonts w:ascii="Arial" w:hAnsi="Arial" w:cs="Arial"/>
+          <w:sz w:val="24"/>
+          <w:szCs w:val="24"/>
+          <w:lang w:val="es-419"/>
+        </w:rPr>
+        <w:t>Ejemplo:</w:t>
+      </w:r>
+    </w:p>
+    <w:p>
+      <w:pPr>
+        <w:ind w:left="360"/>
+        <w:rPr>
+          <w:rFonts w:ascii="Arial" w:hAnsi="Arial" w:cs="Arial"/>
+          <w:sz w:val="24"/>
+          <w:szCs w:val="24"/>
+          <w:lang w:val="es-419"/>
+        </w:rPr>
+      </w:pPr>
+      <w:r>
+        <w:rPr>
+          <w:rFonts w:ascii="Arial" w:hAnsi="Arial" w:cs="Arial"/>
+          <w:sz w:val="24"/>
+          <w:szCs w:val="24"/>
+          <w:lang w:val="es-419"/>
+        </w:rPr>
+        <w:t>#include &lt;</w:t>
       </w:r>
       <w:proofErr w:type="spellStart"/>
       <w:r>
@@ -2134,7 +2233,7 @@
           <w:szCs w:val="24"/>
           <w:lang w:val="es-419"/>
         </w:rPr>
-        <w:t>funcion</w:t>
+        <w:t>avr</w:t>
       </w:r>
       <w:proofErr w:type="spellEnd"/>
       <w:r>
@@ -2144,21 +2243,28 @@
           <w:szCs w:val="24"/>
           <w:lang w:val="es-419"/>
         </w:rPr>
-        <w:t xml:space="preserve"> externa se hace con la palabra reservada </w:t>
+        <w:t>/</w:t>
       </w:r>
       <w:proofErr w:type="spellStart"/>
       <w:r>
         <w:rPr>
           <w:rFonts w:ascii="Arial" w:hAnsi="Arial" w:cs="Arial"/>
-          <w:b/>
-          <w:bCs/>
-          <w:sz w:val="24"/>
-          <w:szCs w:val="24"/>
-          <w:lang w:val="es-419"/>
-        </w:rPr>
-        <w:t>extern</w:t>
+          <w:sz w:val="24"/>
+          <w:szCs w:val="24"/>
+          <w:lang w:val="es-419"/>
+        </w:rPr>
+        <w:t>io.h</w:t>
       </w:r>
       <w:proofErr w:type="spellEnd"/>
+      <w:r>
+        <w:rPr>
+          <w:rFonts w:ascii="Arial" w:hAnsi="Arial" w:cs="Arial"/>
+          <w:sz w:val="24"/>
+          <w:szCs w:val="24"/>
+          <w:lang w:val="es-419"/>
+        </w:rPr>
+        <w:t>&gt;  ; Opcional, pero útil para direcciones de registros</w:t>
+      </w:r>
     </w:p>
     <w:p>
       <w:pPr>
@@ -2170,35 +2276,6 @@
           <w:lang w:val="es-419"/>
         </w:rPr>
       </w:pPr>
-      <w:r>
-        <w:rPr>
-          <w:rFonts w:ascii="Arial" w:hAnsi="Arial" w:cs="Arial"/>
-          <w:sz w:val="24"/>
-          <w:szCs w:val="24"/>
-          <w:lang w:val="es-419"/>
-        </w:rPr>
-        <w:t xml:space="preserve">El archivo con código ASM debe de estar en un archivo con la </w:t>
-      </w:r>
-      <w:proofErr w:type="gramStart"/>
-      <w:r>
-        <w:rPr>
-          <w:rFonts w:ascii="Arial" w:hAnsi="Arial" w:cs="Arial"/>
-          <w:sz w:val="24"/>
-          <w:szCs w:val="24"/>
-          <w:lang w:val="es-419"/>
-        </w:rPr>
-        <w:t>extensión .s</w:t>
-      </w:r>
-      <w:proofErr w:type="gramEnd"/>
-      <w:r>
-        <w:rPr>
-          <w:rFonts w:ascii="Arial" w:hAnsi="Arial" w:cs="Arial"/>
-          <w:sz w:val="24"/>
-          <w:szCs w:val="24"/>
-          <w:lang w:val="es-419"/>
-        </w:rPr>
-        <w:t xml:space="preserve"> o .S, </w:t>
-      </w:r>
     </w:p>
     <w:p>
       <w:pPr>
@@ -2217,49 +2294,27 @@
           <w:szCs w:val="24"/>
           <w:lang w:val="es-419"/>
         </w:rPr>
-        <w:t xml:space="preserve">Se define las subrutinas </w:t>
-      </w:r>
-      <w:proofErr w:type="gramStart"/>
-      <w:r>
-        <w:rPr>
-          <w:rFonts w:ascii="Arial" w:hAnsi="Arial" w:cs="Arial"/>
-          <w:sz w:val="24"/>
-          <w:szCs w:val="24"/>
-          <w:lang w:val="es-419"/>
-        </w:rPr>
-        <w:t xml:space="preserve">con  </w:t>
-      </w:r>
-      <w:r>
-        <w:rPr>
-          <w:rFonts w:ascii="Arial" w:hAnsi="Arial" w:cs="Arial"/>
-          <w:b/>
-          <w:bCs/>
-          <w:sz w:val="24"/>
-          <w:szCs w:val="24"/>
-          <w:lang w:val="es-419"/>
-        </w:rPr>
         <w:t>.</w:t>
       </w:r>
-      <w:proofErr w:type="gramEnd"/>
-      <w:r>
-        <w:rPr>
-          <w:rFonts w:ascii="Arial" w:hAnsi="Arial" w:cs="Arial"/>
-          <w:b/>
-          <w:bCs/>
-          <w:sz w:val="24"/>
-          <w:szCs w:val="24"/>
-          <w:lang w:val="es-419"/>
-        </w:rPr>
-        <w:t xml:space="preserve">global </w:t>
-      </w:r>
-      <w:r>
-        <w:rPr>
-          <w:rFonts w:ascii="Arial" w:hAnsi="Arial" w:cs="Arial"/>
-          <w:sz w:val="24"/>
-          <w:szCs w:val="24"/>
-          <w:lang w:val="es-419"/>
-        </w:rPr>
-        <w:t>para que sea visible desde C</w:t>
+      <w:proofErr w:type="spellStart"/>
+      <w:r>
+        <w:rPr>
+          <w:rFonts w:ascii="Arial" w:hAnsi="Arial" w:cs="Arial"/>
+          <w:sz w:val="24"/>
+          <w:szCs w:val="24"/>
+          <w:lang w:val="es-419"/>
+        </w:rPr>
+        <w:t>section</w:t>
+      </w:r>
+      <w:proofErr w:type="spellEnd"/>
+      <w:r>
+        <w:rPr>
+          <w:rFonts w:ascii="Arial" w:hAnsi="Arial" w:cs="Arial"/>
+          <w:sz w:val="24"/>
+          <w:szCs w:val="24"/>
+          <w:lang w:val="es-419"/>
+        </w:rPr>
+        <w:t xml:space="preserve"> .text       ; Define la sección de código</w:t>
       </w:r>
     </w:p>
     <w:p>
@@ -2279,7 +2334,27 @@
           <w:szCs w:val="24"/>
           <w:lang w:val="es-419"/>
         </w:rPr>
-        <w:t>Ejemplo:</w:t>
+        <w:t xml:space="preserve">.global </w:t>
+      </w:r>
+      <w:proofErr w:type="spellStart"/>
+      <w:r>
+        <w:rPr>
+          <w:rFonts w:ascii="Arial" w:hAnsi="Arial" w:cs="Arial"/>
+          <w:sz w:val="24"/>
+          <w:szCs w:val="24"/>
+          <w:lang w:val="es-419"/>
+        </w:rPr>
+        <w:t>suma_asm</w:t>
+      </w:r>
+      <w:proofErr w:type="spellEnd"/>
+      <w:r>
+        <w:rPr>
+          <w:rFonts w:ascii="Arial" w:hAnsi="Arial" w:cs="Arial"/>
+          <w:sz w:val="24"/>
+          <w:szCs w:val="24"/>
+          <w:lang w:val="es-419"/>
+        </w:rPr>
+        <w:t xml:space="preserve">     ; Hace la función visible para C</w:t>
       </w:r>
     </w:p>
     <w:p>
@@ -2292,15 +2367,17 @@
           <w:lang w:val="es-419"/>
         </w:rPr>
       </w:pPr>
-      <w:r>
-        <w:rPr>
-          <w:rFonts w:ascii="Arial" w:hAnsi="Arial" w:cs="Arial"/>
-          <w:sz w:val="24"/>
-          <w:szCs w:val="24"/>
-          <w:lang w:val="es-419"/>
-        </w:rPr>
-        <w:t>#include &lt;</w:t>
-      </w:r>
+    </w:p>
+    <w:p>
+      <w:pPr>
+        <w:ind w:left="360"/>
+        <w:rPr>
+          <w:rFonts w:ascii="Arial" w:hAnsi="Arial" w:cs="Arial"/>
+          <w:sz w:val="24"/>
+          <w:szCs w:val="24"/>
+          <w:lang w:val="es-419"/>
+        </w:rPr>
+      </w:pPr>
       <w:proofErr w:type="spellStart"/>
       <w:r>
         <w:rPr>
@@ -2309,7 +2386,7 @@
           <w:szCs w:val="24"/>
           <w:lang w:val="es-419"/>
         </w:rPr>
-        <w:t>avr</w:t>
+        <w:t>suma_asm</w:t>
       </w:r>
       <w:proofErr w:type="spellEnd"/>
       <w:r>
@@ -2319,38 +2396,154 @@
           <w:szCs w:val="24"/>
           <w:lang w:val="es-419"/>
         </w:rPr>
-        <w:t>/</w:t>
+        <w:t>:</w:t>
+      </w:r>
+    </w:p>
+    <w:p>
+      <w:pPr>
+        <w:ind w:left="360"/>
+        <w:rPr>
+          <w:rFonts w:ascii="Arial" w:hAnsi="Arial" w:cs="Arial"/>
+          <w:sz w:val="24"/>
+          <w:szCs w:val="24"/>
+          <w:lang w:val="es-419"/>
+        </w:rPr>
+      </w:pPr>
+      <w:r>
+        <w:rPr>
+          <w:rFonts w:ascii="Arial" w:hAnsi="Arial" w:cs="Arial"/>
+          <w:sz w:val="24"/>
+          <w:szCs w:val="24"/>
+          <w:lang w:val="es-419"/>
+        </w:rPr>
+        <w:t xml:space="preserve">    ; Parámetros: a (R24), b (R22)</w:t>
+      </w:r>
+    </w:p>
+    <w:p>
+      <w:pPr>
+        <w:ind w:left="360"/>
+        <w:rPr>
+          <w:rFonts w:ascii="Arial" w:hAnsi="Arial" w:cs="Arial"/>
+          <w:sz w:val="24"/>
+          <w:szCs w:val="24"/>
+          <w:lang w:val="es-419"/>
+        </w:rPr>
+      </w:pPr>
+      <w:r>
+        <w:rPr>
+          <w:rFonts w:ascii="Arial" w:hAnsi="Arial" w:cs="Arial"/>
+          <w:sz w:val="24"/>
+          <w:szCs w:val="24"/>
+          <w:lang w:val="es-419"/>
+        </w:rPr>
+        <w:t xml:space="preserve">    ; Retorno: R24 (a + b)</w:t>
+      </w:r>
+    </w:p>
+    <w:p>
+      <w:pPr>
+        <w:ind w:left="360"/>
+        <w:rPr>
+          <w:rFonts w:ascii="Arial" w:hAnsi="Arial" w:cs="Arial"/>
+          <w:sz w:val="24"/>
+          <w:szCs w:val="24"/>
+          <w:lang w:val="es-419"/>
+        </w:rPr>
+      </w:pPr>
+      <w:r>
+        <w:rPr>
+          <w:rFonts w:ascii="Arial" w:hAnsi="Arial" w:cs="Arial"/>
+          <w:sz w:val="24"/>
+          <w:szCs w:val="24"/>
+          <w:lang w:val="es-419"/>
+        </w:rPr>
+        <w:t xml:space="preserve">    ADD R24, R22     ; Suma R24 = R24 + R22</w:t>
+      </w:r>
+    </w:p>
+    <w:p>
+      <w:pPr>
+        <w:ind w:left="360"/>
+        <w:rPr>
+          <w:rFonts w:ascii="Arial" w:hAnsi="Arial" w:cs="Arial"/>
+          <w:sz w:val="24"/>
+          <w:szCs w:val="24"/>
+          <w:lang w:val="es-419"/>
+        </w:rPr>
+      </w:pPr>
+      <w:r>
+        <w:rPr>
+          <w:rFonts w:ascii="Arial" w:hAnsi="Arial" w:cs="Arial"/>
+          <w:sz w:val="24"/>
+          <w:szCs w:val="24"/>
+          <w:lang w:val="es-419"/>
+        </w:rPr>
+        <w:lastRenderedPageBreak/>
+        <w:t xml:space="preserve">    RET              ; Retorna el resultado en R24</w:t>
+      </w:r>
+    </w:p>
+    <w:p>
+      <w:pPr>
+        <w:ind w:left="360"/>
+        <w:rPr>
+          <w:rFonts w:ascii="Arial" w:hAnsi="Arial" w:cs="Arial"/>
+          <w:sz w:val="24"/>
+          <w:szCs w:val="24"/>
+          <w:lang w:val="es-419"/>
+        </w:rPr>
+      </w:pPr>
+    </w:p>
+    <w:p>
+      <w:pPr>
+        <w:ind w:left="360"/>
+        <w:rPr>
+          <w:rFonts w:ascii="Arial" w:hAnsi="Arial" w:cs="Arial"/>
+          <w:sz w:val="24"/>
+          <w:szCs w:val="24"/>
+          <w:lang w:val="es-419"/>
+        </w:rPr>
+      </w:pPr>
+      <w:r>
+        <w:rPr>
+          <w:rFonts w:ascii="Arial" w:hAnsi="Arial" w:cs="Arial"/>
+          <w:sz w:val="24"/>
+          <w:szCs w:val="24"/>
+          <w:lang w:val="es-419"/>
+        </w:rPr>
+        <w:t xml:space="preserve">Si se tiene mas de 1 subrutina estas también deben de ir declaradas en con </w:t>
+      </w:r>
+      <w:r>
+        <w:rPr>
+          <w:rFonts w:ascii="Arial" w:hAnsi="Arial" w:cs="Arial"/>
+          <w:b/>
+          <w:bCs/>
+          <w:sz w:val="24"/>
+          <w:szCs w:val="24"/>
+          <w:lang w:val="es-419"/>
+        </w:rPr>
+        <w:t>.global &lt;</w:t>
       </w:r>
       <w:proofErr w:type="spellStart"/>
       <w:r>
         <w:rPr>
           <w:rFonts w:ascii="Arial" w:hAnsi="Arial" w:cs="Arial"/>
-          <w:sz w:val="24"/>
-          <w:szCs w:val="24"/>
-          <w:lang w:val="es-419"/>
-        </w:rPr>
-        <w:t>io.h</w:t>
+          <w:b/>
+          <w:bCs/>
+          <w:sz w:val="24"/>
+          <w:szCs w:val="24"/>
+          <w:lang w:val="es-419"/>
+        </w:rPr>
+        <w:t>nombre_etiqueta</w:t>
       </w:r>
       <w:proofErr w:type="spellEnd"/>
-      <w:proofErr w:type="gramStart"/>
-      <w:r>
-        <w:rPr>
-          <w:rFonts w:ascii="Arial" w:hAnsi="Arial" w:cs="Arial"/>
-          <w:sz w:val="24"/>
-          <w:szCs w:val="24"/>
-          <w:lang w:val="es-419"/>
-        </w:rPr>
-        <w:t>&gt;  ;</w:t>
-      </w:r>
-      <w:proofErr w:type="gramEnd"/>
-      <w:r>
-        <w:rPr>
-          <w:rFonts w:ascii="Arial" w:hAnsi="Arial" w:cs="Arial"/>
-          <w:sz w:val="24"/>
-          <w:szCs w:val="24"/>
-          <w:lang w:val="es-419"/>
-        </w:rPr>
-        <w:t xml:space="preserve"> Opcional, pero útil para direcciones de registros</w:t>
+      <w:r>
+        <w:rPr>
+          <w:rFonts w:ascii="Arial" w:hAnsi="Arial" w:cs="Arial"/>
+          <w:b/>
+          <w:bCs/>
+          <w:sz w:val="24"/>
+          <w:szCs w:val="24"/>
+          <w:lang w:val="es-419"/>
+        </w:rPr>
+        <w:t xml:space="preserve">&gt; </w:t>
       </w:r>
     </w:p>
     <w:p>
@@ -2374,88 +2567,497 @@
           <w:lang w:val="es-419"/>
         </w:rPr>
       </w:pPr>
-      <w:proofErr w:type="gramStart"/>
-      <w:r>
-        <w:rPr>
-          <w:rFonts w:ascii="Arial" w:hAnsi="Arial" w:cs="Arial"/>
-          <w:sz w:val="24"/>
-          <w:szCs w:val="24"/>
-          <w:lang w:val="es-419"/>
-        </w:rPr>
-        <w:t>.</w:t>
+    </w:p>
+    <w:p>
+      <w:pPr>
+        <w:rPr>
+          <w:rFonts w:ascii="Arial" w:hAnsi="Arial" w:cs="Arial"/>
+          <w:b/>
+          <w:bCs/>
+          <w:sz w:val="24"/>
+          <w:szCs w:val="24"/>
+          <w:lang w:val="es-419"/>
+        </w:rPr>
+      </w:pPr>
+      <w:r>
+        <w:rPr>
+          <w:rFonts w:ascii="Arial" w:hAnsi="Arial" w:cs="Arial"/>
+          <w:b/>
+          <w:bCs/>
+          <w:sz w:val="24"/>
+          <w:szCs w:val="24"/>
+          <w:lang w:val="es-419"/>
+        </w:rPr>
+        <w:t>Técnicas</w:t>
+      </w:r>
+      <w:r>
+        <w:rPr>
+          <w:rFonts w:ascii="Arial" w:hAnsi="Arial" w:cs="Arial"/>
+          <w:b/>
+          <w:bCs/>
+          <w:sz w:val="24"/>
+          <w:szCs w:val="24"/>
+          <w:lang w:val="es-419"/>
+        </w:rPr>
+        <w:t xml:space="preserve"> de </w:t>
+      </w:r>
+      <w:r>
+        <w:rPr>
+          <w:rFonts w:ascii="Arial" w:hAnsi="Arial" w:cs="Arial"/>
+          <w:b/>
+          <w:bCs/>
+          <w:sz w:val="24"/>
+          <w:szCs w:val="24"/>
+          <w:lang w:val="es-419"/>
+        </w:rPr>
+        <w:t>anti rebote</w:t>
+      </w:r>
+      <w:r>
+        <w:rPr>
+          <w:rFonts w:ascii="Arial" w:hAnsi="Arial" w:cs="Arial"/>
+          <w:b/>
+          <w:bCs/>
+          <w:sz w:val="24"/>
+          <w:szCs w:val="24"/>
+          <w:lang w:val="es-419"/>
+        </w:rPr>
+        <w:t>:</w:t>
+      </w:r>
+    </w:p>
+    <w:p>
+      <w:pPr>
+        <w:rPr>
+          <w:rFonts w:ascii="Arial" w:hAnsi="Arial" w:cs="Arial"/>
+          <w:sz w:val="24"/>
+          <w:szCs w:val="24"/>
+          <w:lang w:val="es-419"/>
+        </w:rPr>
+      </w:pPr>
+      <w:r>
+        <w:rPr>
+          <w:rFonts w:ascii="Arial" w:hAnsi="Arial" w:cs="Arial"/>
+          <w:b/>
+          <w:bCs/>
+          <w:i/>
+          <w:iCs/>
+          <w:sz w:val="24"/>
+          <w:szCs w:val="24"/>
+          <w:lang w:val="es-419"/>
+        </w:rPr>
+        <w:t>Filtro RC:</w:t>
+      </w:r>
+      <w:r>
+        <w:rPr>
+          <w:rFonts w:ascii="Arial" w:hAnsi="Arial" w:cs="Arial"/>
+          <w:sz w:val="24"/>
+          <w:szCs w:val="24"/>
+          <w:lang w:val="es-419"/>
+        </w:rPr>
+        <w:t xml:space="preserve"> </w:t>
+      </w:r>
+      <w:r>
+        <w:rPr>
+          <w:rFonts w:ascii="Arial" w:hAnsi="Arial" w:cs="Arial"/>
+          <w:sz w:val="24"/>
+          <w:szCs w:val="24"/>
+          <w:lang w:val="es-419"/>
+        </w:rPr>
+        <w:t>un circuito RC puede ser valores como de 10KΩ + 0.1 µF lo que filtra el ruido al presionar el botón, es simple y barato de implementar solo que su limitación es que presentara retraso en la respuesta</w:t>
+      </w:r>
+    </w:p>
+    <w:p>
+      <w:pPr>
+        <w:rPr>
+          <w:rFonts w:ascii="Arial" w:hAnsi="Arial" w:cs="Arial"/>
+          <w:sz w:val="24"/>
+          <w:szCs w:val="24"/>
+          <w:lang w:val="es-419"/>
+        </w:rPr>
+      </w:pPr>
+      <w:r>
+        <w:rPr>
+          <w:noProof/>
+        </w:rPr>
+        <w:drawing>
+          <wp:inline distT="0" distB="0" distL="0" distR="0" wp14:anchorId="3EAE2E19" wp14:editId="2845C448">
+            <wp:extent cx="1992281" cy="2562225"/>
+            <wp:effectExtent l="0" t="0" r="8255" b="0"/>
+            <wp:docPr id="4" name="Picture 4" descr="Placas de entradas digitales - klugers.net"/>
+            <wp:cNvGraphicFramePr>
+              <a:graphicFrameLocks xmlns:a="http://schemas.openxmlformats.org/drawingml/2006/main" noChangeAspect="1"/>
+            </wp:cNvGraphicFramePr>
+            <a:graphic xmlns:a="http://schemas.openxmlformats.org/drawingml/2006/main">
+              <a:graphicData uri="http://schemas.openxmlformats.org/drawingml/2006/picture">
+                <pic:pic xmlns:pic="http://schemas.openxmlformats.org/drawingml/2006/picture">
+                  <pic:nvPicPr>
+                    <pic:cNvPr id="0" name="Picture 1" descr="Placas de entradas digitales - klugers.net"/>
+                    <pic:cNvPicPr>
+                      <a:picLocks noChangeAspect="1" noChangeArrowheads="1"/>
+                    </pic:cNvPicPr>
+                  </pic:nvPicPr>
+                  <pic:blipFill>
+                    <a:blip r:embed="rId8">
+                      <a:extLst>
+                        <a:ext uri="{28A0092B-C50C-407E-A947-70E740481C1C}">
+                          <a14:useLocalDpi xmlns:a14="http://schemas.microsoft.com/office/drawing/2010/main" val="0"/>
+                        </a:ext>
+                      </a:extLst>
+                    </a:blip>
+                    <a:srcRect/>
+                    <a:stretch>
+                      <a:fillRect/>
+                    </a:stretch>
+                  </pic:blipFill>
+                  <pic:spPr bwMode="auto">
+                    <a:xfrm>
+                      <a:off x="0" y="0"/>
+                      <a:ext cx="1998408" cy="2570105"/>
+                    </a:xfrm>
+                    <a:prstGeom prst="rect">
+                      <a:avLst/>
+                    </a:prstGeom>
+                    <a:noFill/>
+                    <a:ln>
+                      <a:noFill/>
+                    </a:ln>
+                  </pic:spPr>
+                </pic:pic>
+              </a:graphicData>
+            </a:graphic>
+          </wp:inline>
+        </w:drawing>
+      </w:r>
+    </w:p>
+    <w:p>
+      <w:pPr>
+        <w:rPr>
+          <w:rFonts w:ascii="Arial" w:hAnsi="Arial" w:cs="Arial"/>
+          <w:sz w:val="24"/>
+          <w:szCs w:val="24"/>
+          <w:lang w:val="es-419"/>
+        </w:rPr>
+      </w:pPr>
+      <w:r>
+        <w:rPr>
+          <w:rFonts w:ascii="Arial" w:hAnsi="Arial" w:cs="Arial"/>
+          <w:b/>
+          <w:bCs/>
+          <w:i/>
+          <w:iCs/>
+          <w:sz w:val="24"/>
+          <w:szCs w:val="24"/>
+          <w:lang w:val="es-419"/>
+        </w:rPr>
+        <w:t xml:space="preserve">Schmitt </w:t>
       </w:r>
       <w:proofErr w:type="spellStart"/>
       <w:r>
         <w:rPr>
           <w:rFonts w:ascii="Arial" w:hAnsi="Arial" w:cs="Arial"/>
-          <w:sz w:val="24"/>
-          <w:szCs w:val="24"/>
-          <w:lang w:val="es-419"/>
-        </w:rPr>
-        <w:t>section</w:t>
+          <w:b/>
+          <w:bCs/>
+          <w:i/>
+          <w:iCs/>
+          <w:sz w:val="24"/>
+          <w:szCs w:val="24"/>
+          <w:lang w:val="es-419"/>
+        </w:rPr>
+        <w:t>Trigger</w:t>
       </w:r>
       <w:proofErr w:type="spellEnd"/>
-      <w:proofErr w:type="gramEnd"/>
-      <w:r>
-        <w:rPr>
-          <w:rFonts w:ascii="Arial" w:hAnsi="Arial" w:cs="Arial"/>
-          <w:sz w:val="24"/>
-          <w:szCs w:val="24"/>
-          <w:lang w:val="es-419"/>
-        </w:rPr>
-        <w:t xml:space="preserve"> .</w:t>
+      <w:r>
+        <w:rPr>
+          <w:rFonts w:ascii="Arial" w:hAnsi="Arial" w:cs="Arial"/>
+          <w:b/>
+          <w:bCs/>
+          <w:i/>
+          <w:iCs/>
+          <w:sz w:val="24"/>
+          <w:szCs w:val="24"/>
+          <w:lang w:val="es-419"/>
+        </w:rPr>
+        <w:t xml:space="preserve">: </w:t>
+      </w:r>
+      <w:r>
+        <w:rPr>
+          <w:rFonts w:ascii="Arial" w:hAnsi="Arial" w:cs="Arial"/>
+          <w:sz w:val="24"/>
+          <w:szCs w:val="24"/>
+          <w:lang w:val="es-419"/>
+        </w:rPr>
+        <w:t>permite reducir los e</w:t>
+      </w:r>
+      <w:r>
+        <w:rPr>
+          <w:rFonts w:ascii="Arial" w:hAnsi="Arial" w:cs="Arial"/>
+          <w:sz w:val="24"/>
+          <w:szCs w:val="24"/>
+          <w:lang w:val="es-419"/>
+        </w:rPr>
+        <w:t xml:space="preserve">rrores producidos por señales ruidosas, nos retorna 2 niveles de umbral, alto y bajo. Lo que nos da una onda cuadrada. </w:t>
+      </w:r>
+    </w:p>
+    <w:p>
+      <w:pPr>
+        <w:rPr>
+          <w:rFonts w:ascii="Arial" w:hAnsi="Arial" w:cs="Arial"/>
+          <w:sz w:val="24"/>
+          <w:szCs w:val="24"/>
+          <w:lang w:val="es-419"/>
+        </w:rPr>
+      </w:pPr>
+      <w:r>
+        <w:rPr>
+          <w:noProof/>
+        </w:rPr>
+        <w:drawing>
+          <wp:inline distT="0" distB="0" distL="0" distR="0" wp14:anchorId="1F656983" wp14:editId="7B2E7A85">
+            <wp:extent cx="3488265" cy="1962150"/>
+            <wp:effectExtent l="0" t="0" r="0" b="0"/>
+            <wp:docPr id="5" name="Picture 5" descr="What is Schmitt Trigger | How It Works - How To Mechatronics"/>
+            <wp:cNvGraphicFramePr>
+              <a:graphicFrameLocks xmlns:a="http://schemas.openxmlformats.org/drawingml/2006/main" noChangeAspect="1"/>
+            </wp:cNvGraphicFramePr>
+            <a:graphic xmlns:a="http://schemas.openxmlformats.org/drawingml/2006/main">
+              <a:graphicData uri="http://schemas.openxmlformats.org/drawingml/2006/picture">
+                <pic:pic xmlns:pic="http://schemas.openxmlformats.org/drawingml/2006/picture">
+                  <pic:nvPicPr>
+                    <pic:cNvPr id="0" name="Picture 3" descr="What is Schmitt Trigger | How It Works - How To Mechatronics"/>
+                    <pic:cNvPicPr>
+                      <a:picLocks noChangeAspect="1" noChangeArrowheads="1"/>
+                    </pic:cNvPicPr>
+                  </pic:nvPicPr>
+                  <pic:blipFill>
+                    <a:blip r:embed="rId9" cstate="print">
+                      <a:extLst>
+                        <a:ext uri="{28A0092B-C50C-407E-A947-70E740481C1C}">
+                          <a14:useLocalDpi xmlns:a14="http://schemas.microsoft.com/office/drawing/2010/main" val="0"/>
+                        </a:ext>
+                      </a:extLst>
+                    </a:blip>
+                    <a:srcRect/>
+                    <a:stretch>
+                      <a:fillRect/>
+                    </a:stretch>
+                  </pic:blipFill>
+                  <pic:spPr bwMode="auto">
+                    <a:xfrm>
+                      <a:off x="0" y="0"/>
+                      <a:ext cx="3503725" cy="1970846"/>
+                    </a:xfrm>
+                    <a:prstGeom prst="rect">
+                      <a:avLst/>
+                    </a:prstGeom>
+                    <a:noFill/>
+                    <a:ln>
+                      <a:noFill/>
+                    </a:ln>
+                  </pic:spPr>
+                </pic:pic>
+              </a:graphicData>
+            </a:graphic>
+          </wp:inline>
+        </w:drawing>
+      </w:r>
+    </w:p>
+    <w:p>
+      <w:pPr>
+        <w:rPr>
+          <w:rFonts w:ascii="Arial" w:hAnsi="Arial" w:cs="Arial"/>
+          <w:b/>
+          <w:bCs/>
+          <w:sz w:val="24"/>
+          <w:szCs w:val="24"/>
+          <w:lang w:val="es-419"/>
+        </w:rPr>
+      </w:pPr>
+    </w:p>
+    <w:p>
+      <w:pPr>
+        <w:rPr>
+          <w:rFonts w:ascii="Arial" w:hAnsi="Arial" w:cs="Arial"/>
+          <w:sz w:val="24"/>
+          <w:szCs w:val="24"/>
+          <w:lang w:val="es-419"/>
+        </w:rPr>
+      </w:pPr>
+      <w:r>
+        <w:rPr>
+          <w:rFonts w:ascii="Arial" w:hAnsi="Arial" w:cs="Arial"/>
+          <w:b/>
+          <w:bCs/>
+          <w:i/>
+          <w:iCs/>
+          <w:sz w:val="24"/>
+          <w:szCs w:val="24"/>
+          <w:lang w:val="es-419"/>
+        </w:rPr>
+        <w:lastRenderedPageBreak/>
+        <w:t xml:space="preserve">IC MAX6816: </w:t>
+      </w:r>
+      <w:r>
+        <w:rPr>
+          <w:rFonts w:ascii="Arial" w:hAnsi="Arial" w:cs="Arial"/>
+          <w:sz w:val="24"/>
+          <w:szCs w:val="24"/>
+          <w:lang w:val="es-419"/>
+        </w:rPr>
+        <w:t xml:space="preserve">es un IC que elimina el rebote de los interruptores mecánicos permitiendo que se </w:t>
+      </w:r>
+      <w:r>
+        <w:rPr>
+          <w:rFonts w:ascii="Arial" w:hAnsi="Arial" w:cs="Arial"/>
+          <w:sz w:val="24"/>
+          <w:szCs w:val="24"/>
+          <w:lang w:val="es-419"/>
+        </w:rPr>
+        <w:t>inveraces</w:t>
+      </w:r>
+      <w:r>
+        <w:rPr>
+          <w:rFonts w:ascii="Arial" w:hAnsi="Arial" w:cs="Arial"/>
+          <w:sz w:val="24"/>
+          <w:szCs w:val="24"/>
+          <w:lang w:val="es-419"/>
+        </w:rPr>
+        <w:t xml:space="preserve"> son sistemas digitales. </w:t>
+      </w:r>
+    </w:p>
+    <w:p>
+      <w:pPr>
+        <w:rPr>
+          <w:rFonts w:ascii="Arial" w:hAnsi="Arial" w:cs="Arial"/>
+          <w:sz w:val="24"/>
+          <w:szCs w:val="24"/>
+          <w:lang w:val="es-419"/>
+        </w:rPr>
+      </w:pPr>
+      <w:r>
+        <w:rPr>
+          <w:noProof/>
+        </w:rPr>
+        <w:drawing>
+          <wp:inline distT="0" distB="0" distL="0" distR="0" wp14:anchorId="405E6216" wp14:editId="5A41BC4D">
+            <wp:extent cx="2476500" cy="2110219"/>
+            <wp:effectExtent l="0" t="0" r="0" b="4445"/>
+            <wp:docPr id="6" name="Picture 6" descr="PDF MAX6816 Components"/>
+            <wp:cNvGraphicFramePr>
+              <a:graphicFrameLocks xmlns:a="http://schemas.openxmlformats.org/drawingml/2006/main" noChangeAspect="1"/>
+            </wp:cNvGraphicFramePr>
+            <a:graphic xmlns:a="http://schemas.openxmlformats.org/drawingml/2006/main">
+              <a:graphicData uri="http://schemas.openxmlformats.org/drawingml/2006/picture">
+                <pic:pic xmlns:pic="http://schemas.openxmlformats.org/drawingml/2006/picture">
+                  <pic:nvPicPr>
+                    <pic:cNvPr id="0" name="Picture 5" descr="PDF MAX6816 Components"/>
+                    <pic:cNvPicPr>
+                      <a:picLocks noChangeAspect="1" noChangeArrowheads="1"/>
+                    </pic:cNvPicPr>
+                  </pic:nvPicPr>
+                  <pic:blipFill>
+                    <a:blip r:embed="rId10">
+                      <a:extLst>
+                        <a:ext uri="{28A0092B-C50C-407E-A947-70E740481C1C}">
+                          <a14:useLocalDpi xmlns:a14="http://schemas.microsoft.com/office/drawing/2010/main" val="0"/>
+                        </a:ext>
+                      </a:extLst>
+                    </a:blip>
+                    <a:srcRect/>
+                    <a:stretch>
+                      <a:fillRect/>
+                    </a:stretch>
+                  </pic:blipFill>
+                  <pic:spPr bwMode="auto">
+                    <a:xfrm>
+                      <a:off x="0" y="0"/>
+                      <a:ext cx="2484651" cy="2117164"/>
+                    </a:xfrm>
+                    <a:prstGeom prst="rect">
+                      <a:avLst/>
+                    </a:prstGeom>
+                    <a:noFill/>
+                    <a:ln>
+                      <a:noFill/>
+                    </a:ln>
+                  </pic:spPr>
+                </pic:pic>
+              </a:graphicData>
+            </a:graphic>
+          </wp:inline>
+        </w:drawing>
+      </w:r>
+    </w:p>
+    <w:p>
+      <w:pPr>
+        <w:rPr>
+          <w:rFonts w:ascii="Arial" w:hAnsi="Arial" w:cs="Arial"/>
+          <w:sz w:val="24"/>
+          <w:szCs w:val="24"/>
+          <w:lang w:val="es-419"/>
+        </w:rPr>
+      </w:pPr>
+      <w:r>
+        <w:rPr>
+          <w:rFonts w:ascii="Arial" w:hAnsi="Arial" w:cs="Arial"/>
+          <w:b/>
+          <w:bCs/>
+          <w:i/>
+          <w:iCs/>
+          <w:sz w:val="24"/>
+          <w:szCs w:val="24"/>
+          <w:lang w:val="es-419"/>
+        </w:rPr>
+        <w:t xml:space="preserve">Técnica por software, </w:t>
       </w:r>
       <w:proofErr w:type="spellStart"/>
       <w:r>
         <w:rPr>
           <w:rFonts w:ascii="Arial" w:hAnsi="Arial" w:cs="Arial"/>
-          <w:sz w:val="24"/>
-          <w:szCs w:val="24"/>
-          <w:lang w:val="es-419"/>
-        </w:rPr>
-        <w:t>text</w:t>
+          <w:b/>
+          <w:bCs/>
+          <w:i/>
+          <w:iCs/>
+          <w:sz w:val="24"/>
+          <w:szCs w:val="24"/>
+          <w:lang w:val="es-419"/>
+        </w:rPr>
+        <w:t>Delay</w:t>
       </w:r>
       <w:proofErr w:type="spellEnd"/>
       <w:r>
         <w:rPr>
           <w:rFonts w:ascii="Arial" w:hAnsi="Arial" w:cs="Arial"/>
-          <w:sz w:val="24"/>
-          <w:szCs w:val="24"/>
-          <w:lang w:val="es-419"/>
-        </w:rPr>
-        <w:t xml:space="preserve">       ; Define la sección de código</w:t>
-      </w:r>
-    </w:p>
-    <w:p>
-      <w:pPr>
-        <w:ind w:left="360"/>
-        <w:rPr>
-          <w:rFonts w:ascii="Arial" w:hAnsi="Arial" w:cs="Arial"/>
-          <w:sz w:val="24"/>
-          <w:szCs w:val="24"/>
-          <w:lang w:val="es-419"/>
-        </w:rPr>
-      </w:pPr>
-      <w:proofErr w:type="gramStart"/>
-      <w:r>
-        <w:rPr>
-          <w:rFonts w:ascii="Arial" w:hAnsi="Arial" w:cs="Arial"/>
-          <w:sz w:val="24"/>
-          <w:szCs w:val="24"/>
-          <w:lang w:val="es-419"/>
-        </w:rPr>
-        <w:t>.global</w:t>
-      </w:r>
-      <w:proofErr w:type="gramEnd"/>
-      <w:r>
-        <w:rPr>
-          <w:rFonts w:ascii="Arial" w:hAnsi="Arial" w:cs="Arial"/>
+          <w:b/>
+          <w:bCs/>
+          <w:i/>
+          <w:iCs/>
+          <w:sz w:val="24"/>
+          <w:szCs w:val="24"/>
+          <w:lang w:val="es-419"/>
+        </w:rPr>
+        <w:t>:</w:t>
+      </w:r>
+      <w:r>
+        <w:rPr>
+          <w:rFonts w:ascii="Arial" w:hAnsi="Arial" w:cs="Arial"/>
+          <w:b/>
+          <w:bCs/>
+          <w:i/>
+          <w:iCs/>
           <w:sz w:val="24"/>
           <w:szCs w:val="24"/>
           <w:lang w:val="es-419"/>
         </w:rPr>
         <w:t xml:space="preserve"> </w:t>
       </w:r>
+      <w:r>
+        <w:rPr>
+          <w:rFonts w:ascii="Arial" w:hAnsi="Arial" w:cs="Arial"/>
+          <w:sz w:val="24"/>
+          <w:szCs w:val="24"/>
+          <w:lang w:val="es-419"/>
+        </w:rPr>
+        <w:t xml:space="preserve">tras detectar un cambio esperar un tiempo puede ir de 10-50 ms antes de leer el estado, esta función no tiene </w:t>
+      </w:r>
       <w:proofErr w:type="spellStart"/>
       <w:r>
         <w:rPr>
@@ -2464,7 +3066,7 @@
           <w:szCs w:val="24"/>
           <w:lang w:val="es-419"/>
         </w:rPr>
-        <w:t>suma_asm</w:t>
+        <w:t>cosot</w:t>
       </w:r>
       <w:proofErr w:type="spellEnd"/>
       <w:r>
@@ -2474,30 +3076,230 @@
           <w:szCs w:val="24"/>
           <w:lang w:val="es-419"/>
         </w:rPr>
-        <w:t xml:space="preserve">     ; Hace la función visible para C</w:t>
-      </w:r>
-    </w:p>
-    <w:p>
-      <w:pPr>
-        <w:ind w:left="360"/>
-        <w:rPr>
-          <w:rFonts w:ascii="Arial" w:hAnsi="Arial" w:cs="Arial"/>
-          <w:sz w:val="24"/>
-          <w:szCs w:val="24"/>
-          <w:lang w:val="es-419"/>
-        </w:rPr>
-      </w:pPr>
-    </w:p>
-    <w:p>
-      <w:pPr>
-        <w:ind w:left="360"/>
-        <w:rPr>
-          <w:rFonts w:ascii="Arial" w:hAnsi="Arial" w:cs="Arial"/>
-          <w:sz w:val="24"/>
-          <w:szCs w:val="24"/>
-          <w:lang w:val="es-419"/>
-        </w:rPr>
-      </w:pPr>
+        <w:t xml:space="preserve"> alguno pero</w:t>
+      </w:r>
+      <w:r>
+        <w:rPr>
+          <w:rFonts w:ascii="Arial" w:hAnsi="Arial" w:cs="Arial"/>
+          <w:sz w:val="24"/>
+          <w:szCs w:val="24"/>
+          <w:lang w:val="es-419"/>
+        </w:rPr>
+        <w:t xml:space="preserve"> bloquea la ejecución en ese lapso de tiempo </w:t>
+      </w:r>
+    </w:p>
+    <w:p>
+      <w:pPr>
+        <w:rPr>
+          <w:rFonts w:ascii="Arial" w:hAnsi="Arial" w:cs="Arial"/>
+          <w:sz w:val="24"/>
+          <w:szCs w:val="24"/>
+          <w:lang w:val="es-419"/>
+        </w:rPr>
+      </w:pPr>
+    </w:p>
+    <w:p>
+      <w:pPr>
+        <w:rPr>
+          <w:rFonts w:ascii="Arial" w:hAnsi="Arial" w:cs="Arial"/>
+          <w:sz w:val="24"/>
+          <w:szCs w:val="24"/>
+          <w:lang w:val="es-419"/>
+        </w:rPr>
+      </w:pPr>
+    </w:p>
+    <w:p>
+      <w:pPr>
+        <w:rPr>
+          <w:rFonts w:ascii="Arial" w:hAnsi="Arial" w:cs="Arial"/>
+          <w:sz w:val="24"/>
+          <w:szCs w:val="24"/>
+          <w:lang w:val="es-419"/>
+        </w:rPr>
+      </w:pPr>
+    </w:p>
+    <w:p>
+      <w:pPr>
+        <w:rPr>
+          <w:rFonts w:ascii="Arial" w:hAnsi="Arial" w:cs="Arial"/>
+          <w:sz w:val="24"/>
+          <w:szCs w:val="24"/>
+          <w:lang w:val="es-419"/>
+        </w:rPr>
+      </w:pPr>
+    </w:p>
+    <w:p>
+      <w:pPr>
+        <w:rPr>
+          <w:rFonts w:ascii="Arial" w:hAnsi="Arial" w:cs="Arial"/>
+          <w:sz w:val="24"/>
+          <w:szCs w:val="24"/>
+          <w:lang w:val="es-419"/>
+        </w:rPr>
+      </w:pPr>
+    </w:p>
+    <w:p>
+      <w:pPr>
+        <w:rPr>
+          <w:rFonts w:ascii="Arial" w:hAnsi="Arial" w:cs="Arial"/>
+          <w:sz w:val="24"/>
+          <w:szCs w:val="24"/>
+          <w:lang w:val="es-419"/>
+        </w:rPr>
+      </w:pPr>
+    </w:p>
+    <w:p>
+      <w:pPr>
+        <w:rPr>
+          <w:rFonts w:ascii="Arial" w:hAnsi="Arial" w:cs="Arial"/>
+          <w:sz w:val="24"/>
+          <w:szCs w:val="24"/>
+          <w:lang w:val="es-419"/>
+        </w:rPr>
+      </w:pPr>
+    </w:p>
+    <w:p>
+      <w:pPr>
+        <w:rPr>
+          <w:rFonts w:ascii="Arial" w:hAnsi="Arial" w:cs="Arial"/>
+          <w:sz w:val="24"/>
+          <w:szCs w:val="24"/>
+          <w:lang w:val="es-419"/>
+        </w:rPr>
+      </w:pPr>
+    </w:p>
+    <w:p>
+      <w:pPr>
+        <w:rPr>
+          <w:rFonts w:ascii="Arial" w:hAnsi="Arial" w:cs="Arial"/>
+          <w:sz w:val="24"/>
+          <w:szCs w:val="24"/>
+          <w:lang w:val="es-419"/>
+        </w:rPr>
+      </w:pPr>
+    </w:p>
+    <w:p>
+      <w:pPr>
+        <w:rPr>
+          <w:rFonts w:ascii="Arial" w:hAnsi="Arial" w:cs="Arial"/>
+          <w:sz w:val="24"/>
+          <w:szCs w:val="24"/>
+          <w:lang w:val="es-419"/>
+        </w:rPr>
+      </w:pPr>
+    </w:p>
+    <w:p>
+      <w:pPr>
+        <w:rPr>
+          <w:rFonts w:ascii="Arial" w:hAnsi="Arial" w:cs="Arial"/>
+          <w:sz w:val="24"/>
+          <w:szCs w:val="24"/>
+          <w:lang w:val="es-419"/>
+        </w:rPr>
+      </w:pPr>
+    </w:p>
+    <w:p>
+      <w:pPr>
+        <w:rPr>
+          <w:rFonts w:ascii="Arial" w:hAnsi="Arial" w:cs="Arial"/>
+          <w:sz w:val="24"/>
+          <w:szCs w:val="24"/>
+          <w:lang w:val="es-419"/>
+        </w:rPr>
+      </w:pPr>
+    </w:p>
+    <w:p>
+      <w:pPr>
+        <w:rPr>
+          <w:rFonts w:ascii="Arial" w:hAnsi="Arial" w:cs="Arial"/>
+          <w:sz w:val="24"/>
+          <w:szCs w:val="24"/>
+          <w:lang w:val="es-419"/>
+        </w:rPr>
+      </w:pPr>
+    </w:p>
+    <w:p>
+      <w:pPr>
+        <w:rPr>
+          <w:rFonts w:ascii="Arial" w:hAnsi="Arial" w:cs="Arial"/>
+          <w:sz w:val="24"/>
+          <w:szCs w:val="24"/>
+          <w:lang w:val="es-419"/>
+        </w:rPr>
+      </w:pPr>
+    </w:p>
+    <w:p>
+      <w:pPr>
+        <w:rPr>
+          <w:rFonts w:ascii="Arial" w:hAnsi="Arial" w:cs="Arial"/>
+          <w:sz w:val="24"/>
+          <w:szCs w:val="24"/>
+          <w:lang w:val="es-419"/>
+        </w:rPr>
+      </w:pPr>
+    </w:p>
+    <w:p>
+      <w:pPr>
+        <w:rPr>
+          <w:rFonts w:ascii="Arial" w:hAnsi="Arial" w:cs="Arial"/>
+          <w:sz w:val="24"/>
+          <w:szCs w:val="24"/>
+          <w:lang w:val="es-419"/>
+        </w:rPr>
+      </w:pPr>
+    </w:p>
+    <w:p>
+      <w:pPr>
+        <w:rPr>
+          <w:rFonts w:ascii="Arial" w:hAnsi="Arial" w:cs="Arial"/>
+          <w:sz w:val="24"/>
+          <w:szCs w:val="24"/>
+          <w:lang w:val="es-419"/>
+        </w:rPr>
+      </w:pPr>
+    </w:p>
+    <w:p>
+      <w:pPr>
+        <w:rPr>
+          <w:rFonts w:ascii="Arial" w:hAnsi="Arial" w:cs="Arial"/>
+          <w:b/>
+          <w:bCs/>
+          <w:i/>
+          <w:iCs/>
+          <w:sz w:val="24"/>
+          <w:szCs w:val="24"/>
+          <w:lang w:val="es-419"/>
+        </w:rPr>
+      </w:pPr>
+      <w:r>
+        <w:rPr>
+          <w:rFonts w:ascii="Arial" w:hAnsi="Arial" w:cs="Arial"/>
+          <w:sz w:val="24"/>
+          <w:szCs w:val="24"/>
+          <w:lang w:val="es-419"/>
+        </w:rPr>
+        <w:lastRenderedPageBreak/>
+        <w:t xml:space="preserve">Ejecución de código: </w:t>
+      </w:r>
+    </w:p>
+    <w:p>
+      <w:pPr>
+        <w:rPr>
+          <w:rFonts w:ascii="Arial" w:hAnsi="Arial" w:cs="Arial"/>
+          <w:sz w:val="24"/>
+          <w:szCs w:val="24"/>
+          <w:lang w:val="es-419"/>
+        </w:rPr>
+      </w:pPr>
+      <w:r>
+        <w:rPr>
+          <w:rFonts w:ascii="Arial" w:hAnsi="Arial" w:cs="Arial"/>
+          <w:sz w:val="24"/>
+          <w:szCs w:val="24"/>
+          <w:lang w:val="es-419"/>
+        </w:rPr>
+        <w:t xml:space="preserve">Se usa un </w:t>
+      </w:r>
       <w:proofErr w:type="spellStart"/>
       <w:r>
         <w:rPr>
@@ -2506,7 +3308,7 @@
           <w:szCs w:val="24"/>
           <w:lang w:val="es-419"/>
         </w:rPr>
-        <w:t>suma_asm</w:t>
+        <w:t>push</w:t>
       </w:r>
       <w:proofErr w:type="spellEnd"/>
       <w:r>
@@ -2516,321 +3318,313 @@
           <w:szCs w:val="24"/>
           <w:lang w:val="es-419"/>
         </w:rPr>
-        <w:t>:</w:t>
-      </w:r>
-    </w:p>
-    <w:p>
-      <w:pPr>
-        <w:ind w:left="360"/>
-        <w:rPr>
-          <w:rFonts w:ascii="Arial" w:hAnsi="Arial" w:cs="Arial"/>
-          <w:sz w:val="24"/>
-          <w:szCs w:val="24"/>
-          <w:lang w:val="es-419"/>
-        </w:rPr>
-      </w:pPr>
-      <w:r>
-        <w:rPr>
-          <w:rFonts w:ascii="Arial" w:hAnsi="Arial" w:cs="Arial"/>
-          <w:sz w:val="24"/>
-          <w:szCs w:val="24"/>
-          <w:lang w:val="es-419"/>
-        </w:rPr>
-        <w:t xml:space="preserve">    ; Parámetros: a (R24), b (R22)</w:t>
-      </w:r>
-    </w:p>
-    <w:p>
-      <w:pPr>
-        <w:ind w:left="360"/>
-        <w:rPr>
-          <w:rFonts w:ascii="Arial" w:hAnsi="Arial" w:cs="Arial"/>
-          <w:sz w:val="24"/>
-          <w:szCs w:val="24"/>
-          <w:lang w:val="es-419"/>
-        </w:rPr>
-      </w:pPr>
-      <w:r>
-        <w:rPr>
-          <w:rFonts w:ascii="Arial" w:hAnsi="Arial" w:cs="Arial"/>
-          <w:sz w:val="24"/>
-          <w:szCs w:val="24"/>
-          <w:lang w:val="es-419"/>
-        </w:rPr>
-        <w:t xml:space="preserve">    ; Retorno: R24 (a + b)</w:t>
-      </w:r>
-    </w:p>
-    <w:p>
-      <w:pPr>
-        <w:ind w:left="360"/>
-        <w:rPr>
-          <w:rFonts w:ascii="Arial" w:hAnsi="Arial" w:cs="Arial"/>
-          <w:sz w:val="24"/>
-          <w:szCs w:val="24"/>
-          <w:lang w:val="es-419"/>
-        </w:rPr>
-      </w:pPr>
-      <w:r>
-        <w:rPr>
-          <w:rFonts w:ascii="Arial" w:hAnsi="Arial" w:cs="Arial"/>
-          <w:sz w:val="24"/>
-          <w:szCs w:val="24"/>
-          <w:lang w:val="es-419"/>
-        </w:rPr>
-        <w:t xml:space="preserve">    ADD R24, R22   </w:t>
-      </w:r>
-      <w:proofErr w:type="gramStart"/>
-      <w:r>
-        <w:rPr>
-          <w:rFonts w:ascii="Arial" w:hAnsi="Arial" w:cs="Arial"/>
-          <w:sz w:val="24"/>
-          <w:szCs w:val="24"/>
-          <w:lang w:val="es-419"/>
-        </w:rPr>
-        <w:t xml:space="preserve">  ;</w:t>
-      </w:r>
-      <w:proofErr w:type="gramEnd"/>
-      <w:r>
-        <w:rPr>
-          <w:rFonts w:ascii="Arial" w:hAnsi="Arial" w:cs="Arial"/>
-          <w:sz w:val="24"/>
-          <w:szCs w:val="24"/>
-          <w:lang w:val="es-419"/>
-        </w:rPr>
-        <w:t xml:space="preserve"> Suma R24 = R24 + R22</w:t>
-      </w:r>
-    </w:p>
-    <w:p>
-      <w:pPr>
-        <w:ind w:left="360"/>
-        <w:rPr>
-          <w:rFonts w:ascii="Arial" w:hAnsi="Arial" w:cs="Arial"/>
-          <w:sz w:val="24"/>
-          <w:szCs w:val="24"/>
-          <w:lang w:val="es-419"/>
-        </w:rPr>
-      </w:pPr>
-      <w:r>
-        <w:rPr>
-          <w:rFonts w:ascii="Arial" w:hAnsi="Arial" w:cs="Arial"/>
+        <w:t xml:space="preserve"> </w:t>
+      </w:r>
+      <w:proofErr w:type="spellStart"/>
+      <w:r>
+        <w:rPr>
+          <w:rFonts w:ascii="Arial" w:hAnsi="Arial" w:cs="Arial"/>
+          <w:sz w:val="24"/>
+          <w:szCs w:val="24"/>
+          <w:lang w:val="es-419"/>
+        </w:rPr>
+        <w:t>buttom</w:t>
+      </w:r>
+      <w:proofErr w:type="spellEnd"/>
+      <w:r>
+        <w:rPr>
+          <w:rFonts w:ascii="Arial" w:hAnsi="Arial" w:cs="Arial"/>
+          <w:sz w:val="24"/>
+          <w:szCs w:val="24"/>
+          <w:lang w:val="es-419"/>
+        </w:rPr>
+        <w:t xml:space="preserve"> configurado como </w:t>
+      </w:r>
+      <w:proofErr w:type="spellStart"/>
+      <w:r>
+        <w:rPr>
+          <w:rFonts w:ascii="Arial" w:hAnsi="Arial" w:cs="Arial"/>
+          <w:sz w:val="24"/>
+          <w:szCs w:val="24"/>
+          <w:lang w:val="es-419"/>
+        </w:rPr>
+        <w:t>pull</w:t>
+      </w:r>
+      <w:proofErr w:type="spellEnd"/>
+      <w:r>
+        <w:rPr>
+          <w:rFonts w:ascii="Arial" w:hAnsi="Arial" w:cs="Arial"/>
+          <w:sz w:val="24"/>
+          <w:szCs w:val="24"/>
+          <w:lang w:val="es-419"/>
+        </w:rPr>
+        <w:t xml:space="preserve"> up con una </w:t>
+      </w:r>
+      <w:proofErr w:type="spellStart"/>
+      <w:r>
+        <w:rPr>
+          <w:rFonts w:ascii="Arial" w:hAnsi="Arial" w:cs="Arial"/>
+          <w:sz w:val="24"/>
+          <w:szCs w:val="24"/>
+          <w:lang w:val="es-419"/>
+        </w:rPr>
+        <w:t>resitencia</w:t>
+      </w:r>
+      <w:proofErr w:type="spellEnd"/>
+      <w:r>
+        <w:rPr>
+          <w:rFonts w:ascii="Arial" w:hAnsi="Arial" w:cs="Arial"/>
+          <w:sz w:val="24"/>
+          <w:szCs w:val="24"/>
+          <w:lang w:val="es-419"/>
+        </w:rPr>
+        <w:t xml:space="preserve"> de 10KΩ, para dar la señal si se presiono por un largo periodo o corto periodo</w:t>
+      </w:r>
+    </w:p>
+    <w:p>
+      <w:pPr>
+        <w:rPr>
+          <w:rFonts w:ascii="Arial" w:hAnsi="Arial" w:cs="Arial"/>
+          <w:sz w:val="24"/>
+          <w:szCs w:val="24"/>
+          <w:lang w:val="es-419"/>
+        </w:rPr>
+      </w:pPr>
+      <w:r>
+        <w:rPr>
+          <w:rFonts w:ascii="Arial" w:hAnsi="Arial" w:cs="Arial"/>
+          <w:noProof/>
+          <w:sz w:val="24"/>
+          <w:szCs w:val="24"/>
+          <w:lang w:val="es-419"/>
+        </w:rPr>
+        <w:drawing>
+          <wp:inline distT="0" distB="0" distL="0" distR="0" wp14:anchorId="6325B20D" wp14:editId="0FF54DCB">
+            <wp:extent cx="2933205" cy="3910940"/>
+            <wp:effectExtent l="0" t="0" r="635" b="0"/>
+            <wp:docPr id="8" name="Picture 8"/>
+            <wp:cNvGraphicFramePr>
+              <a:graphicFrameLocks xmlns:a="http://schemas.openxmlformats.org/drawingml/2006/main" noChangeAspect="1"/>
+            </wp:cNvGraphicFramePr>
+            <a:graphic xmlns:a="http://schemas.openxmlformats.org/drawingml/2006/main">
+              <a:graphicData uri="http://schemas.openxmlformats.org/drawingml/2006/picture">
+                <pic:pic xmlns:pic="http://schemas.openxmlformats.org/drawingml/2006/picture">
+                  <pic:nvPicPr>
+                    <pic:cNvPr id="8" name="Picture 8"/>
+                    <pic:cNvPicPr/>
+                  </pic:nvPicPr>
+                  <pic:blipFill>
+                    <a:blip r:embed="rId11" cstate="print">
+                      <a:extLst>
+                        <a:ext uri="{28A0092B-C50C-407E-A947-70E740481C1C}">
+                          <a14:useLocalDpi xmlns:a14="http://schemas.microsoft.com/office/drawing/2010/main" val="0"/>
+                        </a:ext>
+                      </a:extLst>
+                    </a:blip>
+                    <a:stretch>
+                      <a:fillRect/>
+                    </a:stretch>
+                  </pic:blipFill>
+                  <pic:spPr>
+                    <a:xfrm>
+                      <a:off x="0" y="0"/>
+                      <a:ext cx="2937291" cy="3916388"/>
+                    </a:xfrm>
+                    <a:prstGeom prst="rect">
+                      <a:avLst/>
+                    </a:prstGeom>
+                  </pic:spPr>
+                </pic:pic>
+              </a:graphicData>
+            </a:graphic>
+          </wp:inline>
+        </w:drawing>
+      </w:r>
+    </w:p>
+    <w:p>
+      <w:pPr>
+        <w:rPr>
+          <w:rFonts w:ascii="Arial" w:hAnsi="Arial" w:cs="Arial"/>
+          <w:b/>
+          <w:bCs/>
+          <w:sz w:val="24"/>
+          <w:szCs w:val="24"/>
+          <w:lang w:val="es-419"/>
+        </w:rPr>
+      </w:pPr>
+    </w:p>
+    <w:p>
+      <w:pPr>
+        <w:rPr>
+          <w:rFonts w:ascii="Arial" w:hAnsi="Arial" w:cs="Arial"/>
+          <w:b/>
+          <w:bCs/>
+          <w:sz w:val="24"/>
+          <w:szCs w:val="24"/>
+          <w:lang w:val="es-419"/>
+        </w:rPr>
+      </w:pPr>
+      <w:r>
+        <w:rPr>
+          <w:rFonts w:ascii="Arial" w:hAnsi="Arial" w:cs="Arial"/>
+          <w:b/>
+          <w:bCs/>
           <w:sz w:val="24"/>
           <w:szCs w:val="24"/>
           <w:lang w:val="es-419"/>
         </w:rPr>
         <w:lastRenderedPageBreak/>
-        <w:t xml:space="preserve">    RET            </w:t>
-      </w:r>
-      <w:proofErr w:type="gramStart"/>
-      <w:r>
-        <w:rPr>
-          <w:rFonts w:ascii="Arial" w:hAnsi="Arial" w:cs="Arial"/>
-          <w:sz w:val="24"/>
-          <w:szCs w:val="24"/>
-          <w:lang w:val="es-419"/>
-        </w:rPr>
-        <w:t xml:space="preserve">  ;</w:t>
-      </w:r>
-      <w:proofErr w:type="gramEnd"/>
-      <w:r>
-        <w:rPr>
-          <w:rFonts w:ascii="Arial" w:hAnsi="Arial" w:cs="Arial"/>
-          <w:sz w:val="24"/>
-          <w:szCs w:val="24"/>
-          <w:lang w:val="es-419"/>
-        </w:rPr>
-        <w:t xml:space="preserve"> Retorna el resultado en R24</w:t>
-      </w:r>
-    </w:p>
-    <w:p>
-      <w:pPr>
-        <w:ind w:left="360"/>
-        <w:rPr>
-          <w:rFonts w:ascii="Arial" w:hAnsi="Arial" w:cs="Arial"/>
-          <w:sz w:val="24"/>
-          <w:szCs w:val="24"/>
-          <w:lang w:val="es-419"/>
-        </w:rPr>
-      </w:pPr>
-    </w:p>
-    <w:p>
-      <w:pPr>
-        <w:ind w:left="360"/>
-        <w:rPr>
-          <w:rFonts w:ascii="Arial" w:hAnsi="Arial" w:cs="Arial"/>
-          <w:sz w:val="24"/>
-          <w:szCs w:val="24"/>
-          <w:lang w:val="es-419"/>
-        </w:rPr>
-      </w:pPr>
-      <w:r>
-        <w:rPr>
-          <w:rFonts w:ascii="Arial" w:hAnsi="Arial" w:cs="Arial"/>
-          <w:sz w:val="24"/>
-          <w:szCs w:val="24"/>
-          <w:lang w:val="es-419"/>
-        </w:rPr>
-        <w:t xml:space="preserve">Si se tiene mas de 1 subrutina estas también deben de ir declaradas en </w:t>
-      </w:r>
-      <w:proofErr w:type="gramStart"/>
-      <w:r>
-        <w:rPr>
-          <w:rFonts w:ascii="Arial" w:hAnsi="Arial" w:cs="Arial"/>
-          <w:sz w:val="24"/>
-          <w:szCs w:val="24"/>
-          <w:lang w:val="es-419"/>
-        </w:rPr>
-        <w:t xml:space="preserve">con </w:t>
-      </w:r>
-      <w:r>
-        <w:rPr>
-          <w:rFonts w:ascii="Arial" w:hAnsi="Arial" w:cs="Arial"/>
-          <w:b/>
-          <w:bCs/>
-          <w:sz w:val="24"/>
-          <w:szCs w:val="24"/>
-          <w:lang w:val="es-419"/>
-        </w:rPr>
-        <w:t>.global</w:t>
-      </w:r>
-      <w:proofErr w:type="gramEnd"/>
-      <w:r>
-        <w:rPr>
-          <w:rFonts w:ascii="Arial" w:hAnsi="Arial" w:cs="Arial"/>
-          <w:b/>
-          <w:bCs/>
-          <w:sz w:val="24"/>
-          <w:szCs w:val="24"/>
-          <w:lang w:val="es-419"/>
-        </w:rPr>
-        <w:t xml:space="preserve"> &lt;</w:t>
-      </w:r>
-      <w:proofErr w:type="spellStart"/>
-      <w:r>
-        <w:rPr>
-          <w:rFonts w:ascii="Arial" w:hAnsi="Arial" w:cs="Arial"/>
-          <w:b/>
-          <w:bCs/>
-          <w:sz w:val="24"/>
-          <w:szCs w:val="24"/>
-          <w:lang w:val="es-419"/>
-        </w:rPr>
-        <w:t>nombre_etiqueta</w:t>
-      </w:r>
-      <w:proofErr w:type="spellEnd"/>
-      <w:r>
-        <w:rPr>
-          <w:rFonts w:ascii="Arial" w:hAnsi="Arial" w:cs="Arial"/>
-          <w:b/>
-          <w:bCs/>
-          <w:sz w:val="24"/>
-          <w:szCs w:val="24"/>
-          <w:lang w:val="es-419"/>
-        </w:rPr>
-        <w:t xml:space="preserve">&gt; </w:t>
-      </w:r>
-    </w:p>
-    <w:p>
-      <w:pPr>
-        <w:ind w:left="360"/>
-        <w:rPr>
-          <w:rFonts w:ascii="Arial" w:hAnsi="Arial" w:cs="Arial"/>
-          <w:sz w:val="24"/>
-          <w:szCs w:val="24"/>
-          <w:lang w:val="es-419"/>
-        </w:rPr>
-      </w:pPr>
-    </w:p>
-    <w:p>
-      <w:pPr>
-        <w:ind w:left="360"/>
-        <w:rPr>
-          <w:rFonts w:ascii="Arial" w:hAnsi="Arial" w:cs="Arial"/>
-          <w:sz w:val="24"/>
-          <w:szCs w:val="24"/>
-          <w:lang w:val="es-419"/>
-        </w:rPr>
-      </w:pPr>
-    </w:p>
-    <w:p>
-      <w:pPr>
-        <w:rPr>
-          <w:rFonts w:ascii="Arial" w:hAnsi="Arial" w:cs="Arial"/>
-          <w:b/>
-          <w:bCs/>
-          <w:sz w:val="24"/>
-          <w:szCs w:val="24"/>
-          <w:lang w:val="es-419"/>
-        </w:rPr>
-      </w:pPr>
-      <w:proofErr w:type="spellStart"/>
-      <w:r>
-        <w:rPr>
-          <w:rFonts w:ascii="Arial" w:hAnsi="Arial" w:cs="Arial"/>
-          <w:b/>
-          <w:bCs/>
-          <w:sz w:val="24"/>
-          <w:szCs w:val="24"/>
-          <w:lang w:val="es-419"/>
-        </w:rPr>
-        <w:t>Tecnicas</w:t>
-      </w:r>
-      <w:proofErr w:type="spellEnd"/>
-      <w:r>
-        <w:rPr>
-          <w:rFonts w:ascii="Arial" w:hAnsi="Arial" w:cs="Arial"/>
-          <w:b/>
-          <w:bCs/>
-          <w:sz w:val="24"/>
-          <w:szCs w:val="24"/>
-          <w:lang w:val="es-419"/>
-        </w:rPr>
-        <w:t xml:space="preserve"> de </w:t>
-      </w:r>
-      <w:proofErr w:type="spellStart"/>
-      <w:r>
-        <w:rPr>
-          <w:rFonts w:ascii="Arial" w:hAnsi="Arial" w:cs="Arial"/>
-          <w:b/>
-          <w:bCs/>
-          <w:sz w:val="24"/>
-          <w:szCs w:val="24"/>
-          <w:lang w:val="es-419"/>
-        </w:rPr>
-        <w:t>antirebote</w:t>
-      </w:r>
-      <w:proofErr w:type="spellEnd"/>
-      <w:r>
-        <w:rPr>
-          <w:rFonts w:ascii="Arial" w:hAnsi="Arial" w:cs="Arial"/>
-          <w:b/>
-          <w:bCs/>
-          <w:sz w:val="24"/>
-          <w:szCs w:val="24"/>
-          <w:lang w:val="es-419"/>
-        </w:rPr>
-        <w:t>:</w:t>
-      </w:r>
-    </w:p>
-    <w:p>
-      <w:pPr>
-        <w:rPr>
-          <w:rFonts w:ascii="Arial" w:hAnsi="Arial" w:cs="Arial"/>
-          <w:sz w:val="24"/>
-          <w:szCs w:val="24"/>
-          <w:lang w:val="es-419"/>
-        </w:rPr>
-      </w:pPr>
-    </w:p>
-    <w:p>
-      <w:pPr>
-        <w:rPr>
-          <w:rFonts w:ascii="Arial" w:hAnsi="Arial" w:cs="Arial"/>
-          <w:b/>
-          <w:bCs/>
-          <w:sz w:val="24"/>
-          <w:szCs w:val="24"/>
-          <w:lang w:val="es-419"/>
-        </w:rPr>
-      </w:pPr>
+        <w:drawing>
+          <wp:inline distT="0" distB="0" distL="0" distR="0" wp14:anchorId="63C3F7D8" wp14:editId="47A63891">
+            <wp:extent cx="5943600" cy="3659505"/>
+            <wp:effectExtent l="0" t="0" r="0" b="0"/>
+            <wp:docPr id="7" name="Picture 7"/>
+            <wp:cNvGraphicFramePr>
+              <a:graphicFrameLocks xmlns:a="http://schemas.openxmlformats.org/drawingml/2006/main" noChangeAspect="1"/>
+            </wp:cNvGraphicFramePr>
+            <a:graphic xmlns:a="http://schemas.openxmlformats.org/drawingml/2006/main">
+              <a:graphicData uri="http://schemas.openxmlformats.org/drawingml/2006/picture">
+                <pic:pic xmlns:pic="http://schemas.openxmlformats.org/drawingml/2006/picture">
+                  <pic:nvPicPr>
+                    <pic:cNvPr id="1" name=""/>
+                    <pic:cNvPicPr/>
+                  </pic:nvPicPr>
+                  <pic:blipFill>
+                    <a:blip r:embed="rId12"/>
+                    <a:stretch>
+                      <a:fillRect/>
+                    </a:stretch>
+                  </pic:blipFill>
+                  <pic:spPr>
+                    <a:xfrm>
+                      <a:off x="0" y="0"/>
+                      <a:ext cx="5943600" cy="3659505"/>
+                    </a:xfrm>
+                    <a:prstGeom prst="rect">
+                      <a:avLst/>
+                    </a:prstGeom>
+                  </pic:spPr>
+                </pic:pic>
+              </a:graphicData>
+            </a:graphic>
+          </wp:inline>
+        </w:drawing>
+      </w:r>
+    </w:p>
+    <w:p>
+      <w:pPr>
+        <w:rPr>
+          <w:rFonts w:ascii="Arial" w:hAnsi="Arial" w:cs="Arial"/>
+          <w:sz w:val="24"/>
+          <w:szCs w:val="24"/>
+          <w:lang w:val="es-419"/>
+        </w:rPr>
+      </w:pPr>
+    </w:p>
+    <w:p>
+      <w:pPr>
+        <w:rPr>
+          <w:rFonts w:ascii="Arial" w:hAnsi="Arial" w:cs="Arial"/>
+          <w:b/>
+          <w:bCs/>
+          <w:sz w:val="24"/>
+          <w:szCs w:val="24"/>
+          <w:lang w:val="es-419"/>
+        </w:rPr>
+      </w:pPr>
+      <w:r>
+        <w:rPr>
+          <w:rFonts w:ascii="Arial" w:hAnsi="Arial" w:cs="Arial"/>
+          <w:b/>
+          <w:bCs/>
+          <w:sz w:val="24"/>
+          <w:szCs w:val="24"/>
+          <w:lang w:val="es-419"/>
+        </w:rPr>
+        <w:t>Conclusiones:</w:t>
+      </w:r>
+    </w:p>
+    <w:p>
+      <w:pPr>
+        <w:rPr>
+          <w:rFonts w:ascii="Arial" w:hAnsi="Arial" w:cs="Arial"/>
+          <w:sz w:val="24"/>
+          <w:szCs w:val="24"/>
+          <w:lang w:val="es-419"/>
+        </w:rPr>
+      </w:pPr>
+      <w:r>
+        <w:rPr>
+          <w:rFonts w:ascii="Arial" w:hAnsi="Arial" w:cs="Arial"/>
+          <w:sz w:val="24"/>
+          <w:szCs w:val="24"/>
+          <w:lang w:val="es-419"/>
+        </w:rPr>
+        <w:t>Durante la practica pudimos po</w:t>
+      </w:r>
+      <w:r>
+        <w:rPr>
+          <w:rFonts w:ascii="Arial" w:hAnsi="Arial" w:cs="Arial"/>
+          <w:sz w:val="24"/>
+          <w:szCs w:val="24"/>
+          <w:lang w:val="es-419"/>
+        </w:rPr>
+        <w:t xml:space="preserve">ner en </w:t>
+      </w:r>
+      <w:r>
+        <w:rPr>
+          <w:rFonts w:ascii="Arial" w:hAnsi="Arial" w:cs="Arial"/>
+          <w:sz w:val="24"/>
+          <w:szCs w:val="24"/>
+          <w:lang w:val="es-419"/>
+        </w:rPr>
+        <w:t>práctica</w:t>
+      </w:r>
+      <w:r>
+        <w:rPr>
+          <w:rFonts w:ascii="Arial" w:hAnsi="Arial" w:cs="Arial"/>
+          <w:sz w:val="24"/>
+          <w:szCs w:val="24"/>
+          <w:lang w:val="es-419"/>
+        </w:rPr>
+        <w:t xml:space="preserve"> los conocimientos sobre puertos, lo que mas se me dificulto o con que tuve serios problemas es sobre como saber el estado de un puerto cunado es de entrada, pero leyendo con mas </w:t>
+      </w:r>
+      <w:r>
+        <w:rPr>
+          <w:rFonts w:ascii="Arial" w:hAnsi="Arial" w:cs="Arial"/>
+          <w:sz w:val="24"/>
+          <w:szCs w:val="24"/>
+          <w:lang w:val="es-419"/>
+        </w:rPr>
+        <w:t>detenimiento</w:t>
+      </w:r>
+      <w:r>
+        <w:rPr>
+          <w:rFonts w:ascii="Arial" w:hAnsi="Arial" w:cs="Arial"/>
+          <w:sz w:val="24"/>
+          <w:szCs w:val="24"/>
+          <w:lang w:val="es-419"/>
+        </w:rPr>
+        <w:t xml:space="preserve"> me puede dar cuenta con el registro PIN ese devuelve el estado físico del puerto, por lo que de ahí en fuera tuve problemas menores sobre la lógica mas que nada, por lo que se pudo </w:t>
+      </w:r>
+      <w:r>
+        <w:rPr>
+          <w:rFonts w:ascii="Arial" w:hAnsi="Arial" w:cs="Arial"/>
+          <w:sz w:val="24"/>
+          <w:szCs w:val="24"/>
+          <w:lang w:val="es-419"/>
+        </w:rPr>
+        <w:t>realizar</w:t>
+      </w:r>
+      <w:r>
+        <w:rPr>
+          <w:rFonts w:ascii="Arial" w:hAnsi="Arial" w:cs="Arial"/>
+          <w:sz w:val="24"/>
+          <w:szCs w:val="24"/>
+          <w:lang w:val="es-419"/>
+        </w:rPr>
+        <w:t xml:space="preserve"> la practica y poner a prueba los conocimientos sobre puertos. </w:t>
+      </w:r>
     </w:p>
     <w:p>
       <w:pPr>
